--- a/Assignment/Module-2/Module_2Advance Php.docx
+++ b/Assignment/Module-2/Module_2Advance Php.docx
@@ -2757,8 +2757,639 @@
           <w:sz w:val="24"/>
           <w:szCs w:val="24"/>
         </w:rPr>
-        <w:t>J</w:t>
-      </w:r>
+        <w:t>Explain the concept of abstraction and the use of interfaces in PHP.</w:t>
+      </w:r>
+    </w:p>
+    <w:p>
+      <w:pPr>
+        <w:rPr>
+          <w:rFonts w:ascii="Times New Roman" w:hAnsi="Times New Roman" w:cs="Times New Roman"/>
+          <w:sz w:val="24"/>
+          <w:szCs w:val="24"/>
+        </w:rPr>
+      </w:pPr>
+      <w:r>
+        <w:rPr>
+          <w:rFonts w:ascii="Times New Roman" w:hAnsi="Times New Roman" w:cs="Times New Roman"/>
+          <w:sz w:val="24"/>
+          <w:szCs w:val="24"/>
+        </w:rPr>
+        <w:t>Ans.</w:t>
+      </w:r>
+    </w:p>
+    <w:p>
+      <w:pPr>
+        <w:spacing w:after="0" w:line="240" w:lineRule="auto"/>
+        <w:rPr>
+          <w:rFonts w:ascii="Times New Roman" w:eastAsia="Times New Roman" w:hAnsi="Times New Roman" w:cs="Times New Roman"/>
+          <w:sz w:val="24"/>
+          <w:szCs w:val="24"/>
+        </w:rPr>
+      </w:pPr>
+      <w:r>
+        <w:rPr>
+          <w:rFonts w:ascii="Times New Roman" w:eastAsia="Times New Roman" w:hAnsi="Times New Roman" w:cs="Times New Roman"/>
+          <w:b/>
+          <w:bCs/>
+          <w:sz w:val="24"/>
+          <w:szCs w:val="24"/>
+        </w:rPr>
+        <w:t>Abstraction</w:t>
+      </w:r>
+      <w:r>
+        <w:rPr>
+          <w:rFonts w:ascii="Times New Roman" w:eastAsia="Times New Roman" w:hAnsi="Times New Roman" w:cs="Times New Roman"/>
+          <w:sz w:val="24"/>
+          <w:szCs w:val="24"/>
+        </w:rPr>
+        <w:t xml:space="preserve"> means hiding internal details and showing only the important features of an object. It helps reduce complexity and improves code clarity.</w:t>
+      </w:r>
+    </w:p>
+    <w:p>
+      <w:pPr>
+        <w:spacing w:after="0" w:line="240" w:lineRule="auto"/>
+        <w:rPr>
+          <w:rFonts w:ascii="Times New Roman" w:eastAsia="Times New Roman" w:hAnsi="Times New Roman" w:cs="Times New Roman"/>
+          <w:sz w:val="24"/>
+          <w:szCs w:val="24"/>
+        </w:rPr>
+      </w:pPr>
+      <w:r>
+        <w:rPr>
+          <w:rFonts w:ascii="Times New Roman" w:eastAsia="Times New Roman" w:hAnsi="Times New Roman" w:cs="Times New Roman"/>
+          <w:sz w:val="24"/>
+          <w:szCs w:val="24"/>
+        </w:rPr>
+        <w:t xml:space="preserve">In PHP, abstraction can be achieved using </w:t>
+      </w:r>
+      <w:r>
+        <w:rPr>
+          <w:rFonts w:ascii="Times New Roman" w:eastAsia="Times New Roman" w:hAnsi="Times New Roman" w:cs="Times New Roman"/>
+          <w:b/>
+          <w:bCs/>
+          <w:sz w:val="24"/>
+          <w:szCs w:val="24"/>
+        </w:rPr>
+        <w:t>abstract classes</w:t>
+      </w:r>
+      <w:r>
+        <w:rPr>
+          <w:rFonts w:ascii="Times New Roman" w:eastAsia="Times New Roman" w:hAnsi="Times New Roman" w:cs="Times New Roman"/>
+          <w:sz w:val="24"/>
+          <w:szCs w:val="24"/>
+        </w:rPr>
+        <w:t xml:space="preserve"> and </w:t>
+      </w:r>
+      <w:r>
+        <w:rPr>
+          <w:rFonts w:ascii="Times New Roman" w:eastAsia="Times New Roman" w:hAnsi="Times New Roman" w:cs="Times New Roman"/>
+          <w:b/>
+          <w:bCs/>
+          <w:sz w:val="24"/>
+          <w:szCs w:val="24"/>
+        </w:rPr>
+        <w:t>interfaces</w:t>
+      </w:r>
+      <w:r>
+        <w:rPr>
+          <w:rFonts w:ascii="Times New Roman" w:eastAsia="Times New Roman" w:hAnsi="Times New Roman" w:cs="Times New Roman"/>
+          <w:sz w:val="24"/>
+          <w:szCs w:val="24"/>
+        </w:rPr>
+        <w:t>.</w:t>
+      </w:r>
+    </w:p>
+    <w:p>
+      <w:pPr>
+        <w:spacing w:after="0" w:line="240" w:lineRule="auto"/>
+        <w:rPr>
+          <w:rFonts w:ascii="Times New Roman" w:eastAsia="Times New Roman" w:hAnsi="Times New Roman" w:cs="Times New Roman"/>
+          <w:sz w:val="24"/>
+          <w:szCs w:val="24"/>
+        </w:rPr>
+      </w:pPr>
+      <w:r>
+        <w:rPr>
+          <w:rFonts w:ascii="Times New Roman" w:eastAsia="Times New Roman" w:hAnsi="Times New Roman" w:cs="Times New Roman"/>
+          <w:sz w:val="24"/>
+          <w:szCs w:val="24"/>
+        </w:rPr>
+        <w:pict w14:anchorId="221D78C2">
+          <v:rect id="_x0000_i1030" style="width:0;height:1.5pt" o:hralign="center" o:hrstd="t" o:hr="t" fillcolor="#a0a0a0" stroked="f"/>
+        </w:pict>
+      </w:r>
+    </w:p>
+    <w:p>
+      <w:pPr>
+        <w:spacing w:after="0" w:line="240" w:lineRule="auto"/>
+        <w:outlineLvl w:val="2"/>
+        <w:rPr>
+          <w:rFonts w:ascii="Times New Roman" w:eastAsia="Times New Roman" w:hAnsi="Times New Roman" w:cs="Times New Roman"/>
+          <w:b/>
+          <w:bCs/>
+          <w:sz w:val="27"/>
+          <w:szCs w:val="27"/>
+        </w:rPr>
+      </w:pPr>
+      <w:r>
+        <w:rPr>
+          <w:rFonts w:ascii="Times New Roman" w:eastAsia="Times New Roman" w:hAnsi="Times New Roman" w:cs="Times New Roman"/>
+          <w:b/>
+          <w:bCs/>
+          <w:sz w:val="27"/>
+          <w:szCs w:val="27"/>
+        </w:rPr>
+        <w:t>Interface in PHP</w:t>
+      </w:r>
+    </w:p>
+    <w:p>
+      <w:pPr>
+        <w:spacing w:after="0" w:line="240" w:lineRule="auto"/>
+        <w:rPr>
+          <w:rFonts w:ascii="Times New Roman" w:eastAsia="Times New Roman" w:hAnsi="Times New Roman" w:cs="Times New Roman"/>
+          <w:sz w:val="24"/>
+          <w:szCs w:val="24"/>
+        </w:rPr>
+      </w:pPr>
+      <w:r>
+        <w:rPr>
+          <w:rFonts w:ascii="Times New Roman" w:eastAsia="Times New Roman" w:hAnsi="Times New Roman" w:cs="Times New Roman"/>
+          <w:sz w:val="24"/>
+          <w:szCs w:val="24"/>
+        </w:rPr>
+        <w:t xml:space="preserve">An </w:t>
+      </w:r>
+      <w:r>
+        <w:rPr>
+          <w:rFonts w:ascii="Times New Roman" w:eastAsia="Times New Roman" w:hAnsi="Times New Roman" w:cs="Times New Roman"/>
+          <w:b/>
+          <w:bCs/>
+          <w:sz w:val="24"/>
+          <w:szCs w:val="24"/>
+        </w:rPr>
+        <w:t>interface</w:t>
+      </w:r>
+      <w:r>
+        <w:rPr>
+          <w:rFonts w:ascii="Times New Roman" w:eastAsia="Times New Roman" w:hAnsi="Times New Roman" w:cs="Times New Roman"/>
+          <w:sz w:val="24"/>
+          <w:szCs w:val="24"/>
+        </w:rPr>
+        <w:t xml:space="preserve"> is used to define methods that a class must implement. It contains only method declarations (no body).</w:t>
+      </w:r>
+    </w:p>
+    <w:p>
+      <w:pPr>
+        <w:spacing w:after="0" w:line="240" w:lineRule="auto"/>
+        <w:rPr>
+          <w:rFonts w:ascii="Times New Roman" w:eastAsia="Times New Roman" w:hAnsi="Times New Roman" w:cs="Times New Roman"/>
+          <w:sz w:val="24"/>
+          <w:szCs w:val="24"/>
+        </w:rPr>
+      </w:pPr>
+      <w:r>
+        <w:rPr>
+          <w:rFonts w:ascii="Times New Roman" w:eastAsia="Times New Roman" w:hAnsi="Times New Roman" w:cs="Times New Roman"/>
+          <w:sz w:val="24"/>
+          <w:szCs w:val="24"/>
+        </w:rPr>
+        <w:t xml:space="preserve">A class uses the </w:t>
+      </w:r>
+      <w:r>
+        <w:rPr>
+          <w:rFonts w:ascii="Courier New" w:eastAsia="Times New Roman" w:hAnsi="Courier New" w:cs="Courier New"/>
+          <w:sz w:val="20"/>
+          <w:szCs w:val="20"/>
+        </w:rPr>
+        <w:t>implements</w:t>
+      </w:r>
+      <w:r>
+        <w:rPr>
+          <w:rFonts w:ascii="Times New Roman" w:eastAsia="Times New Roman" w:hAnsi="Times New Roman" w:cs="Times New Roman"/>
+          <w:sz w:val="24"/>
+          <w:szCs w:val="24"/>
+        </w:rPr>
+        <w:t xml:space="preserve"> keyword to follow an interface.</w:t>
+      </w:r>
+    </w:p>
+    <w:p>
+      <w:pPr>
+        <w:spacing w:after="0" w:line="240" w:lineRule="auto"/>
+        <w:rPr>
+          <w:rFonts w:ascii="Times New Roman" w:eastAsia="Times New Roman" w:hAnsi="Times New Roman" w:cs="Times New Roman"/>
+          <w:sz w:val="24"/>
+          <w:szCs w:val="24"/>
+        </w:rPr>
+      </w:pPr>
+      <w:r>
+        <w:rPr>
+          <w:rFonts w:ascii="Times New Roman" w:eastAsia="Times New Roman" w:hAnsi="Times New Roman" w:cs="Times New Roman"/>
+          <w:sz w:val="24"/>
+          <w:szCs w:val="24"/>
+        </w:rPr>
+        <w:pict w14:anchorId="5FAE7E78">
+          <v:rect id="_x0000_i1031" style="width:0;height:1.5pt" o:hralign="center" o:hrstd="t" o:hr="t" fillcolor="#a0a0a0" stroked="f"/>
+        </w:pict>
+      </w:r>
+    </w:p>
+    <w:p>
+      <w:pPr>
+        <w:spacing w:after="0" w:line="240" w:lineRule="auto"/>
+        <w:outlineLvl w:val="2"/>
+        <w:rPr>
+          <w:rFonts w:ascii="Times New Roman" w:eastAsia="Times New Roman" w:hAnsi="Times New Roman" w:cs="Times New Roman"/>
+          <w:b/>
+          <w:bCs/>
+          <w:sz w:val="27"/>
+          <w:szCs w:val="27"/>
+        </w:rPr>
+      </w:pPr>
+      <w:r>
+        <w:rPr>
+          <w:rFonts w:ascii="Times New Roman" w:eastAsia="Times New Roman" w:hAnsi="Times New Roman" w:cs="Times New Roman"/>
+          <w:b/>
+          <w:bCs/>
+          <w:sz w:val="27"/>
+          <w:szCs w:val="27"/>
+        </w:rPr>
+        <w:t>Example:</w:t>
+      </w:r>
+    </w:p>
+    <w:p>
+      <w:pPr>
+        <w:tabs>
+          <w:tab w:val="left" w:pos="916"/>
+          <w:tab w:val="left" w:pos="1832"/>
+          <w:tab w:val="left" w:pos="2748"/>
+          <w:tab w:val="left" w:pos="3664"/>
+          <w:tab w:val="left" w:pos="4580"/>
+          <w:tab w:val="left" w:pos="5496"/>
+          <w:tab w:val="left" w:pos="6412"/>
+          <w:tab w:val="left" w:pos="7328"/>
+          <w:tab w:val="left" w:pos="8244"/>
+          <w:tab w:val="left" w:pos="9160"/>
+          <w:tab w:val="left" w:pos="10076"/>
+          <w:tab w:val="left" w:pos="10992"/>
+          <w:tab w:val="left" w:pos="11908"/>
+          <w:tab w:val="left" w:pos="12824"/>
+          <w:tab w:val="left" w:pos="13740"/>
+          <w:tab w:val="left" w:pos="14656"/>
+        </w:tabs>
+        <w:spacing w:after="0" w:line="240" w:lineRule="auto"/>
+        <w:rPr>
+          <w:rFonts w:ascii="Courier New" w:eastAsia="Times New Roman" w:hAnsi="Courier New" w:cs="Courier New"/>
+          <w:sz w:val="20"/>
+          <w:szCs w:val="20"/>
+        </w:rPr>
+      </w:pPr>
+      <w:r>
+        <w:rPr>
+          <w:rFonts w:ascii="Courier New" w:eastAsia="Times New Roman" w:hAnsi="Courier New" w:cs="Courier New"/>
+          <w:sz w:val="20"/>
+          <w:szCs w:val="20"/>
+        </w:rPr>
+        <w:t>&lt;?php</w:t>
+      </w:r>
+      <w:r>
+        <w:rPr>
+          <w:rFonts w:ascii="Courier New" w:eastAsia="Times New Roman" w:hAnsi="Courier New" w:cs="Courier New"/>
+          <w:sz w:val="20"/>
+          <w:szCs w:val="20"/>
+        </w:rPr>
+        <w:br/>
+        <w:t>interface Shape</w:t>
+      </w:r>
+      <w:r>
+        <w:rPr>
+          <w:rFonts w:ascii="Courier New" w:eastAsia="Times New Roman" w:hAnsi="Courier New" w:cs="Courier New"/>
+          <w:sz w:val="20"/>
+          <w:szCs w:val="20"/>
+        </w:rPr>
+        <w:br/>
+        <w:t>{</w:t>
+      </w:r>
+      <w:r>
+        <w:rPr>
+          <w:rFonts w:ascii="Courier New" w:eastAsia="Times New Roman" w:hAnsi="Courier New" w:cs="Courier New"/>
+          <w:sz w:val="20"/>
+          <w:szCs w:val="20"/>
+        </w:rPr>
+        <w:br/>
+        <w:t xml:space="preserve">    public function </w:t>
+      </w:r>
+      <w:proofErr w:type="gramStart"/>
+      <w:r>
+        <w:rPr>
+          <w:rFonts w:ascii="Courier New" w:eastAsia="Times New Roman" w:hAnsi="Courier New" w:cs="Courier New"/>
+          <w:sz w:val="20"/>
+          <w:szCs w:val="20"/>
+        </w:rPr>
+        <w:t>area(</w:t>
+      </w:r>
+      <w:proofErr w:type="gramEnd"/>
+      <w:r>
+        <w:rPr>
+          <w:rFonts w:ascii="Courier New" w:eastAsia="Times New Roman" w:hAnsi="Courier New" w:cs="Courier New"/>
+          <w:sz w:val="20"/>
+          <w:szCs w:val="20"/>
+        </w:rPr>
+        <w:t>);</w:t>
+      </w:r>
+      <w:r>
+        <w:rPr>
+          <w:rFonts w:ascii="Courier New" w:eastAsia="Times New Roman" w:hAnsi="Courier New" w:cs="Courier New"/>
+          <w:sz w:val="20"/>
+          <w:szCs w:val="20"/>
+        </w:rPr>
+        <w:br/>
+        <w:t>}</w:t>
+      </w:r>
+      <w:r>
+        <w:rPr>
+          <w:rFonts w:ascii="Courier New" w:eastAsia="Times New Roman" w:hAnsi="Courier New" w:cs="Courier New"/>
+          <w:sz w:val="20"/>
+          <w:szCs w:val="20"/>
+        </w:rPr>
+        <w:br/>
+      </w:r>
+      <w:r>
+        <w:rPr>
+          <w:rFonts w:ascii="Courier New" w:eastAsia="Times New Roman" w:hAnsi="Courier New" w:cs="Courier New"/>
+          <w:sz w:val="20"/>
+          <w:szCs w:val="20"/>
+        </w:rPr>
+        <w:br/>
+        <w:t>class Circle implements Shape</w:t>
+      </w:r>
+      <w:r>
+        <w:rPr>
+          <w:rFonts w:ascii="Courier New" w:eastAsia="Times New Roman" w:hAnsi="Courier New" w:cs="Courier New"/>
+          <w:sz w:val="20"/>
+          <w:szCs w:val="20"/>
+        </w:rPr>
+        <w:br/>
+        <w:t>{</w:t>
+      </w:r>
+      <w:r>
+        <w:rPr>
+          <w:rFonts w:ascii="Courier New" w:eastAsia="Times New Roman" w:hAnsi="Courier New" w:cs="Courier New"/>
+          <w:sz w:val="20"/>
+          <w:szCs w:val="20"/>
+        </w:rPr>
+        <w:br/>
+        <w:t xml:space="preserve">    public function area()</w:t>
+      </w:r>
+      <w:r>
+        <w:rPr>
+          <w:rFonts w:ascii="Courier New" w:eastAsia="Times New Roman" w:hAnsi="Courier New" w:cs="Courier New"/>
+          <w:sz w:val="20"/>
+          <w:szCs w:val="20"/>
+        </w:rPr>
+        <w:br/>
+        <w:t xml:space="preserve">    {</w:t>
+      </w:r>
+      <w:r>
+        <w:rPr>
+          <w:rFonts w:ascii="Courier New" w:eastAsia="Times New Roman" w:hAnsi="Courier New" w:cs="Courier New"/>
+          <w:sz w:val="20"/>
+          <w:szCs w:val="20"/>
+        </w:rPr>
+        <w:br/>
+        <w:t xml:space="preserve">        echo "Area of Circle";</w:t>
+      </w:r>
+      <w:r>
+        <w:rPr>
+          <w:rFonts w:ascii="Courier New" w:eastAsia="Times New Roman" w:hAnsi="Courier New" w:cs="Courier New"/>
+          <w:sz w:val="20"/>
+          <w:szCs w:val="20"/>
+        </w:rPr>
+        <w:br/>
+        <w:t xml:space="preserve">    }</w:t>
+      </w:r>
+      <w:r>
+        <w:rPr>
+          <w:rFonts w:ascii="Courier New" w:eastAsia="Times New Roman" w:hAnsi="Courier New" w:cs="Courier New"/>
+          <w:sz w:val="20"/>
+          <w:szCs w:val="20"/>
+        </w:rPr>
+        <w:br/>
+        <w:t>}</w:t>
+      </w:r>
+      <w:r>
+        <w:rPr>
+          <w:rFonts w:ascii="Courier New" w:eastAsia="Times New Roman" w:hAnsi="Courier New" w:cs="Courier New"/>
+          <w:sz w:val="20"/>
+          <w:szCs w:val="20"/>
+        </w:rPr>
+        <w:br/>
+      </w:r>
+      <w:r>
+        <w:rPr>
+          <w:rFonts w:ascii="Courier New" w:eastAsia="Times New Roman" w:hAnsi="Courier New" w:cs="Courier New"/>
+          <w:sz w:val="20"/>
+          <w:szCs w:val="20"/>
+        </w:rPr>
+        <w:br/>
+        <w:t>$obj = new Circle();</w:t>
+      </w:r>
+      <w:r>
+        <w:rPr>
+          <w:rFonts w:ascii="Courier New" w:eastAsia="Times New Roman" w:hAnsi="Courier New" w:cs="Courier New"/>
+          <w:sz w:val="20"/>
+          <w:szCs w:val="20"/>
+        </w:rPr>
+        <w:br/>
+        <w:t>$obj-&gt;area();</w:t>
+      </w:r>
+      <w:r>
+        <w:rPr>
+          <w:rFonts w:ascii="Courier New" w:eastAsia="Times New Roman" w:hAnsi="Courier New" w:cs="Courier New"/>
+          <w:sz w:val="20"/>
+          <w:szCs w:val="20"/>
+        </w:rPr>
+        <w:br/>
+        <w:t>?&gt;</w:t>
+      </w:r>
+    </w:p>
+    <w:p>
+      <w:pPr>
+        <w:spacing w:after="0" w:line="240" w:lineRule="auto"/>
+        <w:outlineLvl w:val="2"/>
+        <w:rPr>
+          <w:rFonts w:ascii="Times New Roman" w:eastAsia="Times New Roman" w:hAnsi="Times New Roman" w:cs="Times New Roman"/>
+          <w:b/>
+          <w:bCs/>
+          <w:sz w:val="27"/>
+          <w:szCs w:val="27"/>
+        </w:rPr>
+      </w:pPr>
+      <w:r>
+        <w:rPr>
+          <w:rFonts w:ascii="Times New Roman" w:eastAsia="Times New Roman" w:hAnsi="Times New Roman" w:cs="Times New Roman"/>
+          <w:b/>
+          <w:bCs/>
+          <w:sz w:val="27"/>
+          <w:szCs w:val="27"/>
+        </w:rPr>
+        <w:t>Explanation:</w:t>
+      </w:r>
+    </w:p>
+    <w:p>
+      <w:pPr>
+        <w:numPr>
+          <w:ilvl w:val="0"/>
+          <w:numId w:val="4"/>
+        </w:numPr>
+        <w:spacing w:after="0" w:line="240" w:lineRule="auto"/>
+        <w:rPr>
+          <w:rFonts w:ascii="Times New Roman" w:eastAsia="Times New Roman" w:hAnsi="Times New Roman" w:cs="Times New Roman"/>
+          <w:sz w:val="24"/>
+          <w:szCs w:val="24"/>
+        </w:rPr>
+      </w:pPr>
+      <w:r>
+        <w:rPr>
+          <w:rFonts w:ascii="Courier New" w:eastAsia="Times New Roman" w:hAnsi="Courier New" w:cs="Courier New"/>
+          <w:sz w:val="20"/>
+          <w:szCs w:val="20"/>
+        </w:rPr>
+        <w:t>Shape</w:t>
+      </w:r>
+      <w:r>
+        <w:rPr>
+          <w:rFonts w:ascii="Times New Roman" w:eastAsia="Times New Roman" w:hAnsi="Times New Roman" w:cs="Times New Roman"/>
+          <w:sz w:val="24"/>
+          <w:szCs w:val="24"/>
+        </w:rPr>
+        <w:t xml:space="preserve"> is an interface </w:t>
+      </w:r>
+    </w:p>
+    <w:p>
+      <w:pPr>
+        <w:numPr>
+          <w:ilvl w:val="0"/>
+          <w:numId w:val="4"/>
+        </w:numPr>
+        <w:spacing w:after="0" w:line="240" w:lineRule="auto"/>
+        <w:rPr>
+          <w:rFonts w:ascii="Times New Roman" w:eastAsia="Times New Roman" w:hAnsi="Times New Roman" w:cs="Times New Roman"/>
+          <w:sz w:val="24"/>
+          <w:szCs w:val="24"/>
+        </w:rPr>
+      </w:pPr>
+      <w:proofErr w:type="gramStart"/>
+      <w:r>
+        <w:rPr>
+          <w:rFonts w:ascii="Courier New" w:eastAsia="Times New Roman" w:hAnsi="Courier New" w:cs="Courier New"/>
+          <w:sz w:val="20"/>
+          <w:szCs w:val="20"/>
+        </w:rPr>
+        <w:t>area(</w:t>
+      </w:r>
+      <w:proofErr w:type="gramEnd"/>
+      <w:r>
+        <w:rPr>
+          <w:rFonts w:ascii="Courier New" w:eastAsia="Times New Roman" w:hAnsi="Courier New" w:cs="Courier New"/>
+          <w:sz w:val="20"/>
+          <w:szCs w:val="20"/>
+        </w:rPr>
+        <w:t>)</w:t>
+      </w:r>
+      <w:r>
+        <w:rPr>
+          <w:rFonts w:ascii="Times New Roman" w:eastAsia="Times New Roman" w:hAnsi="Times New Roman" w:cs="Times New Roman"/>
+          <w:sz w:val="24"/>
+          <w:szCs w:val="24"/>
+        </w:rPr>
+        <w:t xml:space="preserve"> is a method without body </w:t>
+      </w:r>
+    </w:p>
+    <w:p>
+      <w:pPr>
+        <w:numPr>
+          <w:ilvl w:val="0"/>
+          <w:numId w:val="4"/>
+        </w:numPr>
+        <w:spacing w:after="0" w:line="240" w:lineRule="auto"/>
+        <w:rPr>
+          <w:rFonts w:ascii="Times New Roman" w:eastAsia="Times New Roman" w:hAnsi="Times New Roman" w:cs="Times New Roman"/>
+          <w:sz w:val="24"/>
+          <w:szCs w:val="24"/>
+        </w:rPr>
+      </w:pPr>
+      <w:r>
+        <w:rPr>
+          <w:rFonts w:ascii="Courier New" w:eastAsia="Times New Roman" w:hAnsi="Courier New" w:cs="Courier New"/>
+          <w:sz w:val="20"/>
+          <w:szCs w:val="20"/>
+        </w:rPr>
+        <w:t>Circle</w:t>
+      </w:r>
+      <w:r>
+        <w:rPr>
+          <w:rFonts w:ascii="Times New Roman" w:eastAsia="Times New Roman" w:hAnsi="Times New Roman" w:cs="Times New Roman"/>
+          <w:sz w:val="24"/>
+          <w:szCs w:val="24"/>
+        </w:rPr>
+        <w:t xml:space="preserve"> class implements the interface </w:t>
+      </w:r>
+    </w:p>
+    <w:p>
+      <w:pPr>
+        <w:numPr>
+          <w:ilvl w:val="0"/>
+          <w:numId w:val="4"/>
+        </w:numPr>
+        <w:spacing w:after="0" w:line="240" w:lineRule="auto"/>
+        <w:rPr>
+          <w:rFonts w:ascii="Times New Roman" w:eastAsia="Times New Roman" w:hAnsi="Times New Roman" w:cs="Times New Roman"/>
+          <w:sz w:val="24"/>
+          <w:szCs w:val="24"/>
+        </w:rPr>
+      </w:pPr>
+      <w:r>
+        <w:rPr>
+          <w:rFonts w:ascii="Times New Roman" w:eastAsia="Times New Roman" w:hAnsi="Times New Roman" w:cs="Times New Roman"/>
+          <w:sz w:val="24"/>
+          <w:szCs w:val="24"/>
+        </w:rPr>
+        <w:t xml:space="preserve">The class must define the </w:t>
+      </w:r>
+      <w:proofErr w:type="gramStart"/>
+      <w:r>
+        <w:rPr>
+          <w:rFonts w:ascii="Courier New" w:eastAsia="Times New Roman" w:hAnsi="Courier New" w:cs="Courier New"/>
+          <w:sz w:val="20"/>
+          <w:szCs w:val="20"/>
+        </w:rPr>
+        <w:t>area(</w:t>
+      </w:r>
+      <w:proofErr w:type="gramEnd"/>
+      <w:r>
+        <w:rPr>
+          <w:rFonts w:ascii="Courier New" w:eastAsia="Times New Roman" w:hAnsi="Courier New" w:cs="Courier New"/>
+          <w:sz w:val="20"/>
+          <w:szCs w:val="20"/>
+        </w:rPr>
+        <w:t>)</w:t>
+      </w:r>
+      <w:r>
+        <w:rPr>
+          <w:rFonts w:ascii="Times New Roman" w:eastAsia="Times New Roman" w:hAnsi="Times New Roman" w:cs="Times New Roman"/>
+          <w:sz w:val="24"/>
+          <w:szCs w:val="24"/>
+        </w:rPr>
+        <w:t xml:space="preserve"> method</w:t>
+      </w:r>
+    </w:p>
+    <w:p>
+      <w:pPr>
+        <w:rPr>
+          <w:rFonts w:ascii="Times New Roman" w:hAnsi="Times New Roman" w:cs="Times New Roman"/>
+          <w:sz w:val="24"/>
+          <w:szCs w:val="24"/>
+        </w:rPr>
+      </w:pPr>
     </w:p>
     <w:p>
       <w:pPr>
@@ -2779,8 +3410,457 @@
           <w:sz w:val="24"/>
           <w:szCs w:val="24"/>
         </w:rPr>
-        <w:t>J</w:t>
-      </w:r>
+        <w:t>What is a constructor in PHP? Discuss its purpose and how it is used.</w:t>
+      </w:r>
+    </w:p>
+    <w:p>
+      <w:pPr>
+        <w:rPr>
+          <w:rFonts w:ascii="Times New Roman" w:hAnsi="Times New Roman" w:cs="Times New Roman"/>
+          <w:sz w:val="24"/>
+          <w:szCs w:val="24"/>
+        </w:rPr>
+      </w:pPr>
+      <w:r>
+        <w:rPr>
+          <w:rFonts w:ascii="Times New Roman" w:hAnsi="Times New Roman" w:cs="Times New Roman"/>
+          <w:sz w:val="24"/>
+          <w:szCs w:val="24"/>
+        </w:rPr>
+        <w:t>Ans.</w:t>
+      </w:r>
+    </w:p>
+    <w:p>
+      <w:pPr>
+        <w:spacing w:after="0" w:line="240" w:lineRule="auto"/>
+        <w:rPr>
+          <w:rFonts w:ascii="Times New Roman" w:eastAsia="Times New Roman" w:hAnsi="Times New Roman" w:cs="Times New Roman"/>
+          <w:sz w:val="24"/>
+          <w:szCs w:val="24"/>
+        </w:rPr>
+      </w:pPr>
+      <w:r>
+        <w:rPr>
+          <w:rFonts w:ascii="Times New Roman" w:eastAsia="Times New Roman" w:hAnsi="Times New Roman" w:cs="Times New Roman"/>
+          <w:sz w:val="24"/>
+          <w:szCs w:val="24"/>
+        </w:rPr>
+        <w:t xml:space="preserve">A </w:t>
+      </w:r>
+      <w:r>
+        <w:rPr>
+          <w:rFonts w:ascii="Times New Roman" w:eastAsia="Times New Roman" w:hAnsi="Times New Roman" w:cs="Times New Roman"/>
+          <w:b/>
+          <w:bCs/>
+          <w:sz w:val="24"/>
+          <w:szCs w:val="24"/>
+        </w:rPr>
+        <w:t>constructor</w:t>
+      </w:r>
+      <w:r>
+        <w:rPr>
+          <w:rFonts w:ascii="Times New Roman" w:eastAsia="Times New Roman" w:hAnsi="Times New Roman" w:cs="Times New Roman"/>
+          <w:sz w:val="24"/>
+          <w:szCs w:val="24"/>
+        </w:rPr>
+        <w:t xml:space="preserve"> in PHP is a special method that is automatically called when an object of a class is created.</w:t>
+      </w:r>
+    </w:p>
+    <w:p>
+      <w:pPr>
+        <w:spacing w:after="0" w:line="240" w:lineRule="auto"/>
+        <w:rPr>
+          <w:rFonts w:ascii="Times New Roman" w:eastAsia="Times New Roman" w:hAnsi="Times New Roman" w:cs="Times New Roman"/>
+          <w:sz w:val="24"/>
+          <w:szCs w:val="24"/>
+        </w:rPr>
+      </w:pPr>
+      <w:r>
+        <w:rPr>
+          <w:rFonts w:ascii="Times New Roman" w:eastAsia="Times New Roman" w:hAnsi="Times New Roman" w:cs="Times New Roman"/>
+          <w:sz w:val="24"/>
+          <w:szCs w:val="24"/>
+        </w:rPr>
+        <w:t xml:space="preserve">The constructor method is named </w:t>
+      </w:r>
+      <w:r>
+        <w:rPr>
+          <w:rFonts w:ascii="Courier New" w:eastAsia="Times New Roman" w:hAnsi="Courier New" w:cs="Courier New"/>
+          <w:sz w:val="20"/>
+          <w:szCs w:val="20"/>
+        </w:rPr>
+        <w:t>__</w:t>
+      </w:r>
+      <w:proofErr w:type="gramStart"/>
+      <w:r>
+        <w:rPr>
+          <w:rFonts w:ascii="Courier New" w:eastAsia="Times New Roman" w:hAnsi="Courier New" w:cs="Courier New"/>
+          <w:sz w:val="20"/>
+          <w:szCs w:val="20"/>
+        </w:rPr>
+        <w:t>construct(</w:t>
+      </w:r>
+      <w:proofErr w:type="gramEnd"/>
+      <w:r>
+        <w:rPr>
+          <w:rFonts w:ascii="Courier New" w:eastAsia="Times New Roman" w:hAnsi="Courier New" w:cs="Courier New"/>
+          <w:sz w:val="20"/>
+          <w:szCs w:val="20"/>
+        </w:rPr>
+        <w:t>)</w:t>
+      </w:r>
+      <w:r>
+        <w:rPr>
+          <w:rFonts w:ascii="Times New Roman" w:eastAsia="Times New Roman" w:hAnsi="Times New Roman" w:cs="Times New Roman"/>
+          <w:sz w:val="24"/>
+          <w:szCs w:val="24"/>
+        </w:rPr>
+        <w:t>.</w:t>
+      </w:r>
+    </w:p>
+    <w:p>
+      <w:pPr>
+        <w:spacing w:after="0" w:line="240" w:lineRule="auto"/>
+        <w:outlineLvl w:val="2"/>
+        <w:rPr>
+          <w:rFonts w:ascii="Times New Roman" w:eastAsia="Times New Roman" w:hAnsi="Times New Roman" w:cs="Times New Roman"/>
+          <w:b/>
+          <w:bCs/>
+          <w:sz w:val="27"/>
+          <w:szCs w:val="27"/>
+        </w:rPr>
+      </w:pPr>
+      <w:r>
+        <w:rPr>
+          <w:rFonts w:ascii="Times New Roman" w:eastAsia="Times New Roman" w:hAnsi="Times New Roman" w:cs="Times New Roman"/>
+          <w:b/>
+          <w:bCs/>
+          <w:sz w:val="27"/>
+          <w:szCs w:val="27"/>
+        </w:rPr>
+        <w:t>Purpose:</w:t>
+      </w:r>
+    </w:p>
+    <w:p>
+      <w:pPr>
+        <w:numPr>
+          <w:ilvl w:val="0"/>
+          <w:numId w:val="5"/>
+        </w:numPr>
+        <w:spacing w:after="0" w:line="240" w:lineRule="auto"/>
+        <w:rPr>
+          <w:rFonts w:ascii="Times New Roman" w:eastAsia="Times New Roman" w:hAnsi="Times New Roman" w:cs="Times New Roman"/>
+          <w:sz w:val="24"/>
+          <w:szCs w:val="24"/>
+        </w:rPr>
+      </w:pPr>
+      <w:r>
+        <w:rPr>
+          <w:rFonts w:ascii="Times New Roman" w:eastAsia="Times New Roman" w:hAnsi="Times New Roman" w:cs="Times New Roman"/>
+          <w:sz w:val="24"/>
+          <w:szCs w:val="24"/>
+        </w:rPr>
+        <w:t xml:space="preserve">Initialize object properties </w:t>
+      </w:r>
+    </w:p>
+    <w:p>
+      <w:pPr>
+        <w:numPr>
+          <w:ilvl w:val="0"/>
+          <w:numId w:val="5"/>
+        </w:numPr>
+        <w:spacing w:after="0" w:line="240" w:lineRule="auto"/>
+        <w:rPr>
+          <w:rFonts w:ascii="Times New Roman" w:eastAsia="Times New Roman" w:hAnsi="Times New Roman" w:cs="Times New Roman"/>
+          <w:sz w:val="24"/>
+          <w:szCs w:val="24"/>
+        </w:rPr>
+      </w:pPr>
+      <w:r>
+        <w:rPr>
+          <w:rFonts w:ascii="Times New Roman" w:eastAsia="Times New Roman" w:hAnsi="Times New Roman" w:cs="Times New Roman"/>
+          <w:sz w:val="24"/>
+          <w:szCs w:val="24"/>
+        </w:rPr>
+        <w:t xml:space="preserve">Set default values </w:t>
+      </w:r>
+    </w:p>
+    <w:p>
+      <w:pPr>
+        <w:numPr>
+          <w:ilvl w:val="0"/>
+          <w:numId w:val="5"/>
+        </w:numPr>
+        <w:spacing w:after="0" w:line="240" w:lineRule="auto"/>
+        <w:rPr>
+          <w:rFonts w:ascii="Times New Roman" w:eastAsia="Times New Roman" w:hAnsi="Times New Roman" w:cs="Times New Roman"/>
+          <w:sz w:val="24"/>
+          <w:szCs w:val="24"/>
+        </w:rPr>
+      </w:pPr>
+      <w:r>
+        <w:rPr>
+          <w:rFonts w:ascii="Times New Roman" w:eastAsia="Times New Roman" w:hAnsi="Times New Roman" w:cs="Times New Roman"/>
+          <w:sz w:val="24"/>
+          <w:szCs w:val="24"/>
+        </w:rPr>
+        <w:t xml:space="preserve">Perform setup tasks when an object is created </w:t>
+      </w:r>
+    </w:p>
+    <w:p>
+      <w:pPr>
+        <w:spacing w:after="0" w:line="240" w:lineRule="auto"/>
+        <w:rPr>
+          <w:rFonts w:ascii="Times New Roman" w:eastAsia="Times New Roman" w:hAnsi="Times New Roman" w:cs="Times New Roman"/>
+          <w:sz w:val="24"/>
+          <w:szCs w:val="24"/>
+        </w:rPr>
+      </w:pPr>
+      <w:r>
+        <w:rPr>
+          <w:rFonts w:ascii="Times New Roman" w:eastAsia="Times New Roman" w:hAnsi="Times New Roman" w:cs="Times New Roman"/>
+          <w:sz w:val="24"/>
+          <w:szCs w:val="24"/>
+        </w:rPr>
+        <w:pict w14:anchorId="60029A2E">
+          <v:rect id="_x0000_i1032" style="width:0;height:1.5pt" o:hralign="center" o:hrstd="t" o:hr="t" fillcolor="#a0a0a0" stroked="f"/>
+        </w:pict>
+      </w:r>
+    </w:p>
+    <w:p>
+      <w:pPr>
+        <w:spacing w:after="0" w:line="240" w:lineRule="auto"/>
+        <w:outlineLvl w:val="2"/>
+        <w:rPr>
+          <w:rFonts w:ascii="Times New Roman" w:eastAsia="Times New Roman" w:hAnsi="Times New Roman" w:cs="Times New Roman"/>
+          <w:b/>
+          <w:bCs/>
+          <w:sz w:val="27"/>
+          <w:szCs w:val="27"/>
+        </w:rPr>
+      </w:pPr>
+      <w:r>
+        <w:rPr>
+          <w:rFonts w:ascii="Times New Roman" w:eastAsia="Times New Roman" w:hAnsi="Times New Roman" w:cs="Times New Roman"/>
+          <w:b/>
+          <w:bCs/>
+          <w:sz w:val="27"/>
+          <w:szCs w:val="27"/>
+        </w:rPr>
+        <w:t>Example:</w:t>
+      </w:r>
+    </w:p>
+    <w:p>
+      <w:pPr>
+        <w:tabs>
+          <w:tab w:val="left" w:pos="916"/>
+          <w:tab w:val="left" w:pos="1832"/>
+          <w:tab w:val="left" w:pos="2748"/>
+          <w:tab w:val="left" w:pos="3664"/>
+          <w:tab w:val="left" w:pos="4580"/>
+          <w:tab w:val="left" w:pos="5496"/>
+          <w:tab w:val="left" w:pos="6412"/>
+          <w:tab w:val="left" w:pos="7328"/>
+          <w:tab w:val="left" w:pos="8244"/>
+          <w:tab w:val="left" w:pos="9160"/>
+          <w:tab w:val="left" w:pos="10076"/>
+          <w:tab w:val="left" w:pos="10992"/>
+          <w:tab w:val="left" w:pos="11908"/>
+          <w:tab w:val="left" w:pos="12824"/>
+          <w:tab w:val="left" w:pos="13740"/>
+          <w:tab w:val="left" w:pos="14656"/>
+        </w:tabs>
+        <w:spacing w:after="0" w:line="240" w:lineRule="auto"/>
+        <w:rPr>
+          <w:rFonts w:ascii="Courier New" w:eastAsia="Times New Roman" w:hAnsi="Courier New" w:cs="Courier New"/>
+          <w:sz w:val="20"/>
+          <w:szCs w:val="20"/>
+        </w:rPr>
+      </w:pPr>
+      <w:r>
+        <w:rPr>
+          <w:rFonts w:ascii="Courier New" w:eastAsia="Times New Roman" w:hAnsi="Courier New" w:cs="Courier New"/>
+          <w:sz w:val="20"/>
+          <w:szCs w:val="20"/>
+        </w:rPr>
+        <w:t>&lt;?php</w:t>
+      </w:r>
+      <w:r>
+        <w:rPr>
+          <w:rFonts w:ascii="Courier New" w:eastAsia="Times New Roman" w:hAnsi="Courier New" w:cs="Courier New"/>
+          <w:sz w:val="20"/>
+          <w:szCs w:val="20"/>
+        </w:rPr>
+        <w:br/>
+        <w:t>class Student</w:t>
+      </w:r>
+      <w:r>
+        <w:rPr>
+          <w:rFonts w:ascii="Courier New" w:eastAsia="Times New Roman" w:hAnsi="Courier New" w:cs="Courier New"/>
+          <w:sz w:val="20"/>
+          <w:szCs w:val="20"/>
+        </w:rPr>
+        <w:br/>
+        <w:t>{</w:t>
+      </w:r>
+      <w:r>
+        <w:rPr>
+          <w:rFonts w:ascii="Courier New" w:eastAsia="Times New Roman" w:hAnsi="Courier New" w:cs="Courier New"/>
+          <w:sz w:val="20"/>
+          <w:szCs w:val="20"/>
+        </w:rPr>
+        <w:br/>
+        <w:t xml:space="preserve">    public $name;</w:t>
+      </w:r>
+      <w:r>
+        <w:rPr>
+          <w:rFonts w:ascii="Courier New" w:eastAsia="Times New Roman" w:hAnsi="Courier New" w:cs="Courier New"/>
+          <w:sz w:val="20"/>
+          <w:szCs w:val="20"/>
+        </w:rPr>
+        <w:br/>
+      </w:r>
+      <w:r>
+        <w:rPr>
+          <w:rFonts w:ascii="Courier New" w:eastAsia="Times New Roman" w:hAnsi="Courier New" w:cs="Courier New"/>
+          <w:sz w:val="20"/>
+          <w:szCs w:val="20"/>
+        </w:rPr>
+        <w:br/>
+        <w:t xml:space="preserve">    public function __construct($n)</w:t>
+      </w:r>
+      <w:r>
+        <w:rPr>
+          <w:rFonts w:ascii="Courier New" w:eastAsia="Times New Roman" w:hAnsi="Courier New" w:cs="Courier New"/>
+          <w:sz w:val="20"/>
+          <w:szCs w:val="20"/>
+        </w:rPr>
+        <w:br/>
+        <w:t xml:space="preserve">    {</w:t>
+      </w:r>
+      <w:r>
+        <w:rPr>
+          <w:rFonts w:ascii="Courier New" w:eastAsia="Times New Roman" w:hAnsi="Courier New" w:cs="Courier New"/>
+          <w:sz w:val="20"/>
+          <w:szCs w:val="20"/>
+        </w:rPr>
+        <w:br/>
+        <w:t xml:space="preserve">        $this-&gt;name = $n;</w:t>
+      </w:r>
+      <w:r>
+        <w:rPr>
+          <w:rFonts w:ascii="Courier New" w:eastAsia="Times New Roman" w:hAnsi="Courier New" w:cs="Courier New"/>
+          <w:sz w:val="20"/>
+          <w:szCs w:val="20"/>
+        </w:rPr>
+        <w:br/>
+        <w:t xml:space="preserve">    }</w:t>
+      </w:r>
+      <w:r>
+        <w:rPr>
+          <w:rFonts w:ascii="Courier New" w:eastAsia="Times New Roman" w:hAnsi="Courier New" w:cs="Courier New"/>
+          <w:sz w:val="20"/>
+          <w:szCs w:val="20"/>
+        </w:rPr>
+        <w:br/>
+      </w:r>
+      <w:r>
+        <w:rPr>
+          <w:rFonts w:ascii="Courier New" w:eastAsia="Times New Roman" w:hAnsi="Courier New" w:cs="Courier New"/>
+          <w:sz w:val="20"/>
+          <w:szCs w:val="20"/>
+        </w:rPr>
+        <w:br/>
+      </w:r>
+      <w:r>
+        <w:rPr>
+          <w:rFonts w:ascii="Courier New" w:eastAsia="Times New Roman" w:hAnsi="Courier New" w:cs="Courier New"/>
+          <w:sz w:val="20"/>
+          <w:szCs w:val="20"/>
+        </w:rPr>
+        <w:lastRenderedPageBreak/>
+        <w:t xml:space="preserve">    public function show()</w:t>
+      </w:r>
+      <w:r>
+        <w:rPr>
+          <w:rFonts w:ascii="Courier New" w:eastAsia="Times New Roman" w:hAnsi="Courier New" w:cs="Courier New"/>
+          <w:sz w:val="20"/>
+          <w:szCs w:val="20"/>
+        </w:rPr>
+        <w:br/>
+        <w:t xml:space="preserve">    {</w:t>
+      </w:r>
+      <w:r>
+        <w:rPr>
+          <w:rFonts w:ascii="Courier New" w:eastAsia="Times New Roman" w:hAnsi="Courier New" w:cs="Courier New"/>
+          <w:sz w:val="20"/>
+          <w:szCs w:val="20"/>
+        </w:rPr>
+        <w:br/>
+        <w:t xml:space="preserve">        echo $this-&gt;name;</w:t>
+      </w:r>
+      <w:r>
+        <w:rPr>
+          <w:rFonts w:ascii="Courier New" w:eastAsia="Times New Roman" w:hAnsi="Courier New" w:cs="Courier New"/>
+          <w:sz w:val="20"/>
+          <w:szCs w:val="20"/>
+        </w:rPr>
+        <w:br/>
+        <w:t xml:space="preserve">    }</w:t>
+      </w:r>
+      <w:r>
+        <w:rPr>
+          <w:rFonts w:ascii="Courier New" w:eastAsia="Times New Roman" w:hAnsi="Courier New" w:cs="Courier New"/>
+          <w:sz w:val="20"/>
+          <w:szCs w:val="20"/>
+        </w:rPr>
+        <w:br/>
+        <w:t>}</w:t>
+      </w:r>
+      <w:r>
+        <w:rPr>
+          <w:rFonts w:ascii="Courier New" w:eastAsia="Times New Roman" w:hAnsi="Courier New" w:cs="Courier New"/>
+          <w:sz w:val="20"/>
+          <w:szCs w:val="20"/>
+        </w:rPr>
+        <w:br/>
+      </w:r>
+      <w:r>
+        <w:rPr>
+          <w:rFonts w:ascii="Courier New" w:eastAsia="Times New Roman" w:hAnsi="Courier New" w:cs="Courier New"/>
+          <w:sz w:val="20"/>
+          <w:szCs w:val="20"/>
+        </w:rPr>
+        <w:br/>
+        <w:t>$obj = new Student("Rahul"); // Constructor called</w:t>
+      </w:r>
+      <w:r>
+        <w:rPr>
+          <w:rFonts w:ascii="Courier New" w:eastAsia="Times New Roman" w:hAnsi="Courier New" w:cs="Courier New"/>
+          <w:sz w:val="20"/>
+          <w:szCs w:val="20"/>
+        </w:rPr>
+        <w:br/>
+        <w:t>$obj-&gt;show();</w:t>
+      </w:r>
+      <w:r>
+        <w:rPr>
+          <w:rFonts w:ascii="Courier New" w:eastAsia="Times New Roman" w:hAnsi="Courier New" w:cs="Courier New"/>
+          <w:sz w:val="20"/>
+          <w:szCs w:val="20"/>
+        </w:rPr>
+        <w:br/>
+        <w:t>?&gt;</w:t>
+      </w:r>
+    </w:p>
+    <w:p>
+      <w:pPr>
+        <w:rPr>
+          <w:rFonts w:ascii="Times New Roman" w:hAnsi="Times New Roman" w:cs="Times New Roman"/>
+          <w:sz w:val="24"/>
+          <w:szCs w:val="24"/>
+        </w:rPr>
+      </w:pPr>
     </w:p>
     <w:p>
       <w:pPr>
@@ -2795,8 +3875,1882 @@
           <w:szCs w:val="24"/>
         </w:rPr>
       </w:pPr>
+      <w:r>
+        <w:rPr>
+          <w:rFonts w:ascii="Times New Roman" w:hAnsi="Times New Roman" w:cs="Times New Roman"/>
+          <w:sz w:val="24"/>
+          <w:szCs w:val="24"/>
+        </w:rPr>
+        <w:t>Explain the role of a destructor in PHP and when it is called.</w:t>
+      </w:r>
+    </w:p>
+    <w:p>
+      <w:pPr>
+        <w:rPr>
+          <w:rFonts w:ascii="Times New Roman" w:hAnsi="Times New Roman" w:cs="Times New Roman"/>
+          <w:sz w:val="24"/>
+          <w:szCs w:val="24"/>
+        </w:rPr>
+      </w:pPr>
+      <w:r>
+        <w:rPr>
+          <w:rFonts w:ascii="Times New Roman" w:hAnsi="Times New Roman" w:cs="Times New Roman"/>
+          <w:sz w:val="24"/>
+          <w:szCs w:val="24"/>
+        </w:rPr>
+        <w:t>Ans.</w:t>
+      </w:r>
+    </w:p>
+    <w:p>
+      <w:pPr>
+        <w:spacing w:after="0" w:line="240" w:lineRule="auto"/>
+        <w:rPr>
+          <w:rFonts w:ascii="Times New Roman" w:eastAsia="Times New Roman" w:hAnsi="Times New Roman" w:cs="Times New Roman"/>
+          <w:sz w:val="24"/>
+          <w:szCs w:val="24"/>
+        </w:rPr>
+      </w:pPr>
+      <w:r>
+        <w:rPr>
+          <w:rFonts w:ascii="Times New Roman" w:eastAsia="Times New Roman" w:hAnsi="Times New Roman" w:cs="Times New Roman"/>
+          <w:sz w:val="24"/>
+          <w:szCs w:val="24"/>
+        </w:rPr>
+        <w:t xml:space="preserve">A </w:t>
+      </w:r>
+      <w:r>
+        <w:rPr>
+          <w:rFonts w:ascii="Times New Roman" w:eastAsia="Times New Roman" w:hAnsi="Times New Roman" w:cs="Times New Roman"/>
+          <w:b/>
+          <w:bCs/>
+          <w:sz w:val="24"/>
+          <w:szCs w:val="24"/>
+        </w:rPr>
+        <w:t>destructor</w:t>
+      </w:r>
+      <w:r>
+        <w:rPr>
+          <w:rFonts w:ascii="Times New Roman" w:eastAsia="Times New Roman" w:hAnsi="Times New Roman" w:cs="Times New Roman"/>
+          <w:sz w:val="24"/>
+          <w:szCs w:val="24"/>
+        </w:rPr>
+        <w:t xml:space="preserve"> in PHP is a special method that is automatically called when an object is destroyed.</w:t>
+      </w:r>
+    </w:p>
+    <w:p>
+      <w:pPr>
+        <w:spacing w:after="0" w:line="240" w:lineRule="auto"/>
+        <w:rPr>
+          <w:rFonts w:ascii="Times New Roman" w:eastAsia="Times New Roman" w:hAnsi="Times New Roman" w:cs="Times New Roman"/>
+          <w:sz w:val="24"/>
+          <w:szCs w:val="24"/>
+        </w:rPr>
+      </w:pPr>
+      <w:r>
+        <w:rPr>
+          <w:rFonts w:ascii="Times New Roman" w:eastAsia="Times New Roman" w:hAnsi="Times New Roman" w:cs="Times New Roman"/>
+          <w:sz w:val="24"/>
+          <w:szCs w:val="24"/>
+        </w:rPr>
+        <w:t xml:space="preserve">The destructor method is named </w:t>
+      </w:r>
+      <w:r>
+        <w:rPr>
+          <w:rFonts w:ascii="Courier New" w:eastAsia="Times New Roman" w:hAnsi="Courier New" w:cs="Courier New"/>
+          <w:sz w:val="20"/>
+          <w:szCs w:val="20"/>
+        </w:rPr>
+        <w:t>__</w:t>
+      </w:r>
+      <w:proofErr w:type="gramStart"/>
+      <w:r>
+        <w:rPr>
+          <w:rFonts w:ascii="Courier New" w:eastAsia="Times New Roman" w:hAnsi="Courier New" w:cs="Courier New"/>
+          <w:sz w:val="20"/>
+          <w:szCs w:val="20"/>
+        </w:rPr>
+        <w:t>destruct(</w:t>
+      </w:r>
+      <w:proofErr w:type="gramEnd"/>
+      <w:r>
+        <w:rPr>
+          <w:rFonts w:ascii="Courier New" w:eastAsia="Times New Roman" w:hAnsi="Courier New" w:cs="Courier New"/>
+          <w:sz w:val="20"/>
+          <w:szCs w:val="20"/>
+        </w:rPr>
+        <w:t>)</w:t>
+      </w:r>
+      <w:r>
+        <w:rPr>
+          <w:rFonts w:ascii="Times New Roman" w:eastAsia="Times New Roman" w:hAnsi="Times New Roman" w:cs="Times New Roman"/>
+          <w:sz w:val="24"/>
+          <w:szCs w:val="24"/>
+        </w:rPr>
+        <w:t>.</w:t>
+      </w:r>
+    </w:p>
+    <w:p>
+      <w:pPr>
+        <w:spacing w:after="0" w:line="240" w:lineRule="auto"/>
+        <w:outlineLvl w:val="2"/>
+        <w:rPr>
+          <w:rFonts w:ascii="Times New Roman" w:eastAsia="Times New Roman" w:hAnsi="Times New Roman" w:cs="Times New Roman"/>
+          <w:b/>
+          <w:bCs/>
+          <w:sz w:val="27"/>
+          <w:szCs w:val="27"/>
+        </w:rPr>
+      </w:pPr>
+      <w:r>
+        <w:rPr>
+          <w:rFonts w:ascii="Times New Roman" w:eastAsia="Times New Roman" w:hAnsi="Times New Roman" w:cs="Times New Roman"/>
+          <w:b/>
+          <w:bCs/>
+          <w:sz w:val="27"/>
+          <w:szCs w:val="27"/>
+        </w:rPr>
+        <w:t>Role (Purpose):</w:t>
+      </w:r>
+    </w:p>
+    <w:p>
+      <w:pPr>
+        <w:numPr>
+          <w:ilvl w:val="0"/>
+          <w:numId w:val="6"/>
+        </w:numPr>
+        <w:spacing w:after="0" w:line="240" w:lineRule="auto"/>
+        <w:rPr>
+          <w:rFonts w:ascii="Times New Roman" w:eastAsia="Times New Roman" w:hAnsi="Times New Roman" w:cs="Times New Roman"/>
+          <w:sz w:val="24"/>
+          <w:szCs w:val="24"/>
+        </w:rPr>
+      </w:pPr>
+      <w:r>
+        <w:rPr>
+          <w:rFonts w:ascii="Times New Roman" w:eastAsia="Times New Roman" w:hAnsi="Times New Roman" w:cs="Times New Roman"/>
+          <w:sz w:val="24"/>
+          <w:szCs w:val="24"/>
+        </w:rPr>
+        <w:t xml:space="preserve">Perform cleanup tasks </w:t>
+      </w:r>
+    </w:p>
+    <w:p>
+      <w:pPr>
+        <w:numPr>
+          <w:ilvl w:val="0"/>
+          <w:numId w:val="6"/>
+        </w:numPr>
+        <w:spacing w:after="0" w:line="240" w:lineRule="auto"/>
+        <w:rPr>
+          <w:rFonts w:ascii="Times New Roman" w:eastAsia="Times New Roman" w:hAnsi="Times New Roman" w:cs="Times New Roman"/>
+          <w:sz w:val="24"/>
+          <w:szCs w:val="24"/>
+        </w:rPr>
+      </w:pPr>
+      <w:r>
+        <w:rPr>
+          <w:rFonts w:ascii="Times New Roman" w:eastAsia="Times New Roman" w:hAnsi="Times New Roman" w:cs="Times New Roman"/>
+          <w:sz w:val="24"/>
+          <w:szCs w:val="24"/>
+        </w:rPr>
+        <w:t xml:space="preserve">Close database connections </w:t>
+      </w:r>
+    </w:p>
+    <w:p>
+      <w:pPr>
+        <w:numPr>
+          <w:ilvl w:val="0"/>
+          <w:numId w:val="6"/>
+        </w:numPr>
+        <w:spacing w:after="0" w:line="240" w:lineRule="auto"/>
+        <w:rPr>
+          <w:rFonts w:ascii="Times New Roman" w:eastAsia="Times New Roman" w:hAnsi="Times New Roman" w:cs="Times New Roman"/>
+          <w:sz w:val="24"/>
+          <w:szCs w:val="24"/>
+        </w:rPr>
+      </w:pPr>
+      <w:r>
+        <w:rPr>
+          <w:rFonts w:ascii="Times New Roman" w:eastAsia="Times New Roman" w:hAnsi="Times New Roman" w:cs="Times New Roman"/>
+          <w:sz w:val="24"/>
+          <w:szCs w:val="24"/>
+        </w:rPr>
+        <w:t xml:space="preserve">Free resources </w:t>
+      </w:r>
+    </w:p>
+    <w:p>
+      <w:pPr>
+        <w:numPr>
+          <w:ilvl w:val="0"/>
+          <w:numId w:val="6"/>
+        </w:numPr>
+        <w:spacing w:after="0" w:line="240" w:lineRule="auto"/>
+        <w:rPr>
+          <w:rFonts w:ascii="Times New Roman" w:eastAsia="Times New Roman" w:hAnsi="Times New Roman" w:cs="Times New Roman"/>
+          <w:sz w:val="24"/>
+          <w:szCs w:val="24"/>
+        </w:rPr>
+      </w:pPr>
+      <w:r>
+        <w:rPr>
+          <w:rFonts w:ascii="Times New Roman" w:eastAsia="Times New Roman" w:hAnsi="Times New Roman" w:cs="Times New Roman"/>
+          <w:sz w:val="24"/>
+          <w:szCs w:val="24"/>
+        </w:rPr>
+        <w:t xml:space="preserve">Save data before object is removed </w:t>
+      </w:r>
+    </w:p>
+    <w:p>
+      <w:pPr>
+        <w:spacing w:after="0" w:line="240" w:lineRule="auto"/>
+        <w:outlineLvl w:val="2"/>
+        <w:rPr>
+          <w:rFonts w:ascii="Times New Roman" w:eastAsia="Times New Roman" w:hAnsi="Times New Roman" w:cs="Times New Roman"/>
+          <w:b/>
+          <w:bCs/>
+          <w:sz w:val="27"/>
+          <w:szCs w:val="27"/>
+        </w:rPr>
+      </w:pPr>
+      <w:r>
+        <w:rPr>
+          <w:rFonts w:ascii="Times New Roman" w:eastAsia="Times New Roman" w:hAnsi="Times New Roman" w:cs="Times New Roman"/>
+          <w:b/>
+          <w:bCs/>
+          <w:sz w:val="27"/>
+          <w:szCs w:val="27"/>
+        </w:rPr>
+        <w:t>When is it called?</w:t>
+      </w:r>
+    </w:p>
+    <w:p>
+      <w:pPr>
+        <w:numPr>
+          <w:ilvl w:val="0"/>
+          <w:numId w:val="7"/>
+        </w:numPr>
+        <w:spacing w:after="0" w:line="240" w:lineRule="auto"/>
+        <w:rPr>
+          <w:rFonts w:ascii="Times New Roman" w:eastAsia="Times New Roman" w:hAnsi="Times New Roman" w:cs="Times New Roman"/>
+          <w:sz w:val="24"/>
+          <w:szCs w:val="24"/>
+        </w:rPr>
+      </w:pPr>
+      <w:r>
+        <w:rPr>
+          <w:rFonts w:ascii="Times New Roman" w:eastAsia="Times New Roman" w:hAnsi="Times New Roman" w:cs="Times New Roman"/>
+          <w:sz w:val="24"/>
+          <w:szCs w:val="24"/>
+        </w:rPr>
+        <w:t xml:space="preserve">When the object goes out of scope </w:t>
+      </w:r>
+    </w:p>
+    <w:p>
+      <w:pPr>
+        <w:numPr>
+          <w:ilvl w:val="0"/>
+          <w:numId w:val="7"/>
+        </w:numPr>
+        <w:spacing w:after="0" w:line="240" w:lineRule="auto"/>
+        <w:rPr>
+          <w:rFonts w:ascii="Times New Roman" w:eastAsia="Times New Roman" w:hAnsi="Times New Roman" w:cs="Times New Roman"/>
+          <w:sz w:val="24"/>
+          <w:szCs w:val="24"/>
+        </w:rPr>
+      </w:pPr>
+      <w:r>
+        <w:rPr>
+          <w:rFonts w:ascii="Times New Roman" w:eastAsia="Times New Roman" w:hAnsi="Times New Roman" w:cs="Times New Roman"/>
+          <w:sz w:val="24"/>
+          <w:szCs w:val="24"/>
+        </w:rPr>
+        <w:t xml:space="preserve">When the script execution ends </w:t>
+      </w:r>
+    </w:p>
+    <w:p>
+      <w:pPr>
+        <w:numPr>
+          <w:ilvl w:val="0"/>
+          <w:numId w:val="7"/>
+        </w:numPr>
+        <w:spacing w:after="0" w:line="240" w:lineRule="auto"/>
+        <w:rPr>
+          <w:rFonts w:ascii="Times New Roman" w:eastAsia="Times New Roman" w:hAnsi="Times New Roman" w:cs="Times New Roman"/>
+          <w:sz w:val="24"/>
+          <w:szCs w:val="24"/>
+        </w:rPr>
+      </w:pPr>
+      <w:r>
+        <w:rPr>
+          <w:rFonts w:ascii="Times New Roman" w:eastAsia="Times New Roman" w:hAnsi="Times New Roman" w:cs="Times New Roman"/>
+          <w:sz w:val="24"/>
+          <w:szCs w:val="24"/>
+        </w:rPr>
+        <w:t xml:space="preserve">When the object is manually destroyed using </w:t>
+      </w:r>
+      <w:proofErr w:type="gramStart"/>
+      <w:r>
+        <w:rPr>
+          <w:rFonts w:ascii="Courier New" w:eastAsia="Times New Roman" w:hAnsi="Courier New" w:cs="Courier New"/>
+          <w:sz w:val="20"/>
+          <w:szCs w:val="20"/>
+        </w:rPr>
+        <w:t>unset(</w:t>
+      </w:r>
+      <w:proofErr w:type="gramEnd"/>
+      <w:r>
+        <w:rPr>
+          <w:rFonts w:ascii="Courier New" w:eastAsia="Times New Roman" w:hAnsi="Courier New" w:cs="Courier New"/>
+          <w:sz w:val="20"/>
+          <w:szCs w:val="20"/>
+        </w:rPr>
+        <w:t>)</w:t>
+      </w:r>
+    </w:p>
+    <w:p>
+      <w:pPr>
+        <w:spacing w:after="0"/>
+        <w:rPr>
+          <w:rFonts w:ascii="Times New Roman" w:hAnsi="Times New Roman" w:cs="Times New Roman"/>
+          <w:b/>
+          <w:bCs/>
+          <w:sz w:val="24"/>
+          <w:szCs w:val="24"/>
+        </w:rPr>
+      </w:pPr>
+      <w:r>
+        <w:rPr>
+          <w:rFonts w:ascii="Times New Roman" w:hAnsi="Times New Roman" w:cs="Times New Roman"/>
+          <w:b/>
+          <w:bCs/>
+          <w:sz w:val="24"/>
+          <w:szCs w:val="24"/>
+        </w:rPr>
+        <w:t>Example:</w:t>
+      </w:r>
+    </w:p>
+    <w:p>
+      <w:pPr>
+        <w:spacing w:after="0"/>
+        <w:rPr>
+          <w:rFonts w:ascii="Times New Roman" w:hAnsi="Times New Roman" w:cs="Times New Roman"/>
+          <w:sz w:val="24"/>
+          <w:szCs w:val="24"/>
+        </w:rPr>
+      </w:pPr>
+      <w:r>
+        <w:rPr>
+          <w:rFonts w:ascii="Times New Roman" w:hAnsi="Times New Roman" w:cs="Times New Roman"/>
+          <w:sz w:val="24"/>
+          <w:szCs w:val="24"/>
+        </w:rPr>
+        <w:t>&lt;?php</w:t>
+      </w:r>
+    </w:p>
+    <w:p>
+      <w:pPr>
+        <w:spacing w:after="0"/>
+        <w:rPr>
+          <w:rFonts w:ascii="Times New Roman" w:hAnsi="Times New Roman" w:cs="Times New Roman"/>
+          <w:sz w:val="24"/>
+          <w:szCs w:val="24"/>
+        </w:rPr>
+      </w:pPr>
+      <w:r>
+        <w:rPr>
+          <w:rFonts w:ascii="Times New Roman" w:hAnsi="Times New Roman" w:cs="Times New Roman"/>
+          <w:sz w:val="24"/>
+          <w:szCs w:val="24"/>
+        </w:rPr>
+        <w:t>class Test</w:t>
+      </w:r>
+    </w:p>
+    <w:p>
+      <w:pPr>
+        <w:spacing w:after="0"/>
+        <w:rPr>
+          <w:rFonts w:ascii="Times New Roman" w:hAnsi="Times New Roman" w:cs="Times New Roman"/>
+          <w:sz w:val="24"/>
+          <w:szCs w:val="24"/>
+        </w:rPr>
+      </w:pPr>
+      <w:r>
+        <w:rPr>
+          <w:rFonts w:ascii="Times New Roman" w:hAnsi="Times New Roman" w:cs="Times New Roman"/>
+          <w:sz w:val="24"/>
+          <w:szCs w:val="24"/>
+        </w:rPr>
+        <w:t>{</w:t>
+      </w:r>
+    </w:p>
+    <w:p>
+      <w:pPr>
+        <w:spacing w:after="0"/>
+        <w:rPr>
+          <w:rFonts w:ascii="Times New Roman" w:hAnsi="Times New Roman" w:cs="Times New Roman"/>
+          <w:sz w:val="24"/>
+          <w:szCs w:val="24"/>
+        </w:rPr>
+      </w:pPr>
+      <w:r>
+        <w:rPr>
+          <w:rFonts w:ascii="Times New Roman" w:hAnsi="Times New Roman" w:cs="Times New Roman"/>
+          <w:sz w:val="24"/>
+          <w:szCs w:val="24"/>
+        </w:rPr>
+        <w:t xml:space="preserve">    public function __</w:t>
+      </w:r>
+      <w:proofErr w:type="gramStart"/>
+      <w:r>
+        <w:rPr>
+          <w:rFonts w:ascii="Times New Roman" w:hAnsi="Times New Roman" w:cs="Times New Roman"/>
+          <w:sz w:val="24"/>
+          <w:szCs w:val="24"/>
+        </w:rPr>
+        <w:t>destruct(</w:t>
+      </w:r>
+      <w:proofErr w:type="gramEnd"/>
+      <w:r>
+        <w:rPr>
+          <w:rFonts w:ascii="Times New Roman" w:hAnsi="Times New Roman" w:cs="Times New Roman"/>
+          <w:sz w:val="24"/>
+          <w:szCs w:val="24"/>
+        </w:rPr>
+        <w:t>)</w:t>
+      </w:r>
+    </w:p>
+    <w:p>
+      <w:pPr>
+        <w:spacing w:after="0"/>
+        <w:rPr>
+          <w:rFonts w:ascii="Times New Roman" w:hAnsi="Times New Roman" w:cs="Times New Roman"/>
+          <w:sz w:val="24"/>
+          <w:szCs w:val="24"/>
+        </w:rPr>
+      </w:pPr>
+      <w:r>
+        <w:rPr>
+          <w:rFonts w:ascii="Times New Roman" w:hAnsi="Times New Roman" w:cs="Times New Roman"/>
+          <w:sz w:val="24"/>
+          <w:szCs w:val="24"/>
+        </w:rPr>
+        <w:t xml:space="preserve">    {</w:t>
+      </w:r>
+    </w:p>
+    <w:p>
+      <w:pPr>
+        <w:spacing w:after="0"/>
+        <w:rPr>
+          <w:rFonts w:ascii="Times New Roman" w:hAnsi="Times New Roman" w:cs="Times New Roman"/>
+          <w:sz w:val="24"/>
+          <w:szCs w:val="24"/>
+        </w:rPr>
+      </w:pPr>
+      <w:r>
+        <w:rPr>
+          <w:rFonts w:ascii="Times New Roman" w:hAnsi="Times New Roman" w:cs="Times New Roman"/>
+          <w:sz w:val="24"/>
+          <w:szCs w:val="24"/>
+        </w:rPr>
+        <w:t xml:space="preserve">        echo "Destructor called";</w:t>
+      </w:r>
+    </w:p>
+    <w:p>
+      <w:pPr>
+        <w:spacing w:after="0"/>
+        <w:rPr>
+          <w:rFonts w:ascii="Times New Roman" w:hAnsi="Times New Roman" w:cs="Times New Roman"/>
+          <w:sz w:val="24"/>
+          <w:szCs w:val="24"/>
+        </w:rPr>
+      </w:pPr>
+      <w:r>
+        <w:rPr>
+          <w:rFonts w:ascii="Times New Roman" w:hAnsi="Times New Roman" w:cs="Times New Roman"/>
+          <w:sz w:val="24"/>
+          <w:szCs w:val="24"/>
+        </w:rPr>
+        <w:t xml:space="preserve">    }</w:t>
+      </w:r>
+    </w:p>
+    <w:p>
+      <w:pPr>
+        <w:spacing w:after="0"/>
+        <w:rPr>
+          <w:rFonts w:ascii="Times New Roman" w:hAnsi="Times New Roman" w:cs="Times New Roman"/>
+          <w:sz w:val="24"/>
+          <w:szCs w:val="24"/>
+        </w:rPr>
+      </w:pPr>
+      <w:r>
+        <w:rPr>
+          <w:rFonts w:ascii="Times New Roman" w:hAnsi="Times New Roman" w:cs="Times New Roman"/>
+          <w:sz w:val="24"/>
+          <w:szCs w:val="24"/>
+        </w:rPr>
+        <w:t>}</w:t>
+      </w:r>
+    </w:p>
+    <w:p>
+      <w:pPr>
+        <w:spacing w:after="0"/>
+        <w:rPr>
+          <w:rFonts w:ascii="Times New Roman" w:hAnsi="Times New Roman" w:cs="Times New Roman"/>
+          <w:sz w:val="24"/>
+          <w:szCs w:val="24"/>
+        </w:rPr>
+      </w:pPr>
+      <w:r>
+        <w:rPr>
+          <w:rFonts w:ascii="Times New Roman" w:hAnsi="Times New Roman" w:cs="Times New Roman"/>
+          <w:sz w:val="24"/>
+          <w:szCs w:val="24"/>
+        </w:rPr>
+        <w:t xml:space="preserve">$obj = new </w:t>
+      </w:r>
+      <w:proofErr w:type="gramStart"/>
+      <w:r>
+        <w:rPr>
+          <w:rFonts w:ascii="Times New Roman" w:hAnsi="Times New Roman" w:cs="Times New Roman"/>
+          <w:sz w:val="24"/>
+          <w:szCs w:val="24"/>
+        </w:rPr>
+        <w:t>Test(</w:t>
+      </w:r>
+      <w:proofErr w:type="gramEnd"/>
+      <w:r>
+        <w:rPr>
+          <w:rFonts w:ascii="Times New Roman" w:hAnsi="Times New Roman" w:cs="Times New Roman"/>
+          <w:sz w:val="24"/>
+          <w:szCs w:val="24"/>
+        </w:rPr>
+        <w:t>);</w:t>
+      </w:r>
+    </w:p>
+    <w:p>
+      <w:pPr>
+        <w:spacing w:after="0"/>
+        <w:rPr>
+          <w:rFonts w:ascii="Times New Roman" w:hAnsi="Times New Roman" w:cs="Times New Roman"/>
+          <w:sz w:val="24"/>
+          <w:szCs w:val="24"/>
+        </w:rPr>
+      </w:pPr>
+      <w:r>
+        <w:rPr>
+          <w:rFonts w:ascii="Times New Roman" w:hAnsi="Times New Roman" w:cs="Times New Roman"/>
+          <w:sz w:val="24"/>
+          <w:szCs w:val="24"/>
+        </w:rPr>
+        <w:t>?&gt;</w:t>
+      </w:r>
+    </w:p>
+    <w:p>
+      <w:pPr>
+        <w:spacing w:after="0"/>
+        <w:rPr>
+          <w:rFonts w:ascii="Times New Roman" w:hAnsi="Times New Roman" w:cs="Times New Roman"/>
+          <w:sz w:val="24"/>
+          <w:szCs w:val="24"/>
+        </w:rPr>
+      </w:pPr>
+    </w:p>
+    <w:p>
+      <w:pPr>
+        <w:pStyle w:val="ListParagraph"/>
+        <w:numPr>
+          <w:ilvl w:val="0"/>
+          <w:numId w:val="2"/>
+        </w:numPr>
+        <w:rPr>
+          <w:rFonts w:ascii="Times New Roman" w:hAnsi="Times New Roman" w:cs="Times New Roman"/>
+          <w:sz w:val="24"/>
+          <w:szCs w:val="24"/>
+        </w:rPr>
+      </w:pPr>
+      <w:r>
+        <w:rPr>
+          <w:rFonts w:ascii="Times New Roman" w:hAnsi="Times New Roman" w:cs="Times New Roman"/>
+          <w:sz w:val="24"/>
+          <w:szCs w:val="24"/>
+        </w:rPr>
+        <w:t>Define magic methods in PHP. Discuss commonly used magic methods like __</w:t>
+      </w:r>
+      <w:proofErr w:type="gramStart"/>
+      <w:r>
+        <w:rPr>
+          <w:rFonts w:ascii="Times New Roman" w:hAnsi="Times New Roman" w:cs="Times New Roman"/>
+          <w:sz w:val="24"/>
+          <w:szCs w:val="24"/>
+        </w:rPr>
+        <w:t>get(</w:t>
+      </w:r>
+      <w:proofErr w:type="gramEnd"/>
+      <w:r>
+        <w:rPr>
+          <w:rFonts w:ascii="Times New Roman" w:hAnsi="Times New Roman" w:cs="Times New Roman"/>
+          <w:sz w:val="24"/>
+          <w:szCs w:val="24"/>
+        </w:rPr>
+        <w:t>), __set(), and __construct().</w:t>
+      </w:r>
+    </w:p>
+    <w:p>
+      <w:pPr>
+        <w:rPr>
+          <w:rFonts w:ascii="Times New Roman" w:hAnsi="Times New Roman" w:cs="Times New Roman"/>
+          <w:sz w:val="24"/>
+          <w:szCs w:val="24"/>
+        </w:rPr>
+      </w:pPr>
+      <w:r>
+        <w:rPr>
+          <w:rFonts w:ascii="Times New Roman" w:hAnsi="Times New Roman" w:cs="Times New Roman"/>
+          <w:sz w:val="24"/>
+          <w:szCs w:val="24"/>
+        </w:rPr>
+        <w:t>Ans.</w:t>
+      </w:r>
+    </w:p>
+    <w:p>
+      <w:pPr>
+        <w:pStyle w:val="NormalWeb"/>
+        <w:spacing w:before="0" w:beforeAutospacing="0" w:after="0" w:afterAutospacing="0"/>
+      </w:pPr>
+      <w:r>
+        <w:rPr>
+          <w:rStyle w:val="Strong"/>
+        </w:rPr>
+        <w:t>Magic methods</w:t>
+      </w:r>
+      <w:r>
+        <w:t xml:space="preserve"> in PHP are special methods that start with double underscores (</w:t>
+      </w:r>
+      <w:r>
+        <w:rPr>
+          <w:rStyle w:val="HTMLCode"/>
+        </w:rPr>
+        <w:t>__</w:t>
+      </w:r>
+      <w:r>
+        <w:t>). They are automatically called when certain actions occur in an object.</w:t>
+      </w:r>
+    </w:p>
+    <w:p>
+      <w:pPr>
+        <w:pStyle w:val="Heading3"/>
+        <w:spacing w:before="0" w:beforeAutospacing="0" w:after="0" w:afterAutospacing="0"/>
+      </w:pPr>
+      <w:r>
+        <w:t xml:space="preserve">1. </w:t>
+      </w:r>
+      <w:r>
+        <w:rPr>
+          <w:rStyle w:val="HTMLCode"/>
+        </w:rPr>
+        <w:t>__</w:t>
+      </w:r>
+      <w:proofErr w:type="gramStart"/>
+      <w:r>
+        <w:rPr>
+          <w:rStyle w:val="HTMLCode"/>
+        </w:rPr>
+        <w:t>construct(</w:t>
+      </w:r>
+      <w:proofErr w:type="gramEnd"/>
+      <w:r>
+        <w:rPr>
+          <w:rStyle w:val="HTMLCode"/>
+        </w:rPr>
+        <w:t>)</w:t>
+      </w:r>
+    </w:p>
+    <w:p>
+      <w:pPr>
+        <w:pStyle w:val="NormalWeb"/>
+        <w:spacing w:before="0" w:beforeAutospacing="0" w:after="0" w:afterAutospacing="0"/>
+      </w:pPr>
+      <w:r>
+        <w:t xml:space="preserve">The </w:t>
+      </w:r>
+      <w:r>
+        <w:rPr>
+          <w:rStyle w:val="HTMLCode"/>
+        </w:rPr>
+        <w:t>__</w:t>
+      </w:r>
+      <w:proofErr w:type="gramStart"/>
+      <w:r>
+        <w:rPr>
+          <w:rStyle w:val="HTMLCode"/>
+        </w:rPr>
+        <w:t>construct(</w:t>
+      </w:r>
+      <w:proofErr w:type="gramEnd"/>
+      <w:r>
+        <w:rPr>
+          <w:rStyle w:val="HTMLCode"/>
+        </w:rPr>
+        <w:t>)</w:t>
+      </w:r>
+      <w:r>
+        <w:t xml:space="preserve"> method is automatically called when an object is created.</w:t>
+      </w:r>
+    </w:p>
+    <w:p>
+      <w:pPr>
+        <w:pStyle w:val="HTMLPreformatted"/>
+      </w:pPr>
+      <w:r>
+        <w:rPr>
+          <w:rStyle w:val="f"/>
+        </w:rPr>
+        <w:t>&lt;?php</w:t>
+      </w:r>
+      <w:r>
+        <w:br/>
+      </w:r>
+      <w:r>
+        <w:rPr>
+          <w:rStyle w:val="g"/>
+        </w:rPr>
+        <w:t>class</w:t>
+      </w:r>
+      <w:r>
+        <w:rPr>
+          <w:rStyle w:val="HTMLCode"/>
+        </w:rPr>
+        <w:t xml:space="preserve"> </w:t>
+      </w:r>
+      <w:r>
+        <w:rPr>
+          <w:rStyle w:val="l"/>
+        </w:rPr>
+        <w:t>Demo</w:t>
+      </w:r>
+      <w:r>
+        <w:br/>
+      </w:r>
+      <w:r>
+        <w:rPr>
+          <w:rStyle w:val="HTMLCode"/>
+        </w:rPr>
+        <w:t>{</w:t>
+      </w:r>
+      <w:r>
+        <w:br/>
+      </w:r>
+      <w:r>
+        <w:rPr>
+          <w:rStyle w:val="HTMLCode"/>
+        </w:rPr>
+        <w:t xml:space="preserve">    </w:t>
+      </w:r>
+      <w:r>
+        <w:rPr>
+          <w:rStyle w:val="g"/>
+        </w:rPr>
+        <w:t>public</w:t>
+      </w:r>
+      <w:r>
+        <w:rPr>
+          <w:rStyle w:val="HTMLCode"/>
+        </w:rPr>
+        <w:t xml:space="preserve"> </w:t>
+      </w:r>
+      <w:r>
+        <w:rPr>
+          <w:rStyle w:val="g"/>
+        </w:rPr>
+        <w:t>function</w:t>
+      </w:r>
+      <w:r>
+        <w:rPr>
+          <w:rStyle w:val="HTMLCode"/>
+        </w:rPr>
+        <w:t xml:space="preserve"> </w:t>
+      </w:r>
+      <w:r>
+        <w:rPr>
+          <w:rStyle w:val="m"/>
+        </w:rPr>
+        <w:t>__</w:t>
+      </w:r>
+      <w:proofErr w:type="gramStart"/>
+      <w:r>
+        <w:rPr>
+          <w:rStyle w:val="m"/>
+        </w:rPr>
+        <w:t>construct</w:t>
+      </w:r>
+      <w:r>
+        <w:rPr>
+          <w:rStyle w:val="HTMLCode"/>
+        </w:rPr>
+        <w:t>(</w:t>
+      </w:r>
+      <w:proofErr w:type="gramEnd"/>
+      <w:r>
+        <w:rPr>
+          <w:rStyle w:val="HTMLCode"/>
+        </w:rPr>
+        <w:t>)</w:t>
+      </w:r>
+      <w:r>
+        <w:br/>
+      </w:r>
+      <w:r>
+        <w:rPr>
+          <w:rStyle w:val="HTMLCode"/>
+        </w:rPr>
+        <w:t xml:space="preserve">    {</w:t>
+      </w:r>
+      <w:r>
+        <w:br/>
+      </w:r>
+      <w:r>
+        <w:rPr>
+          <w:rStyle w:val="HTMLCode"/>
+        </w:rPr>
+        <w:t xml:space="preserve">        </w:t>
+      </w:r>
+      <w:r>
+        <w:rPr>
+          <w:rStyle w:val="g"/>
+        </w:rPr>
+        <w:t>echo</w:t>
+      </w:r>
+      <w:r>
+        <w:rPr>
+          <w:rStyle w:val="HTMLCode"/>
+        </w:rPr>
+        <w:t xml:space="preserve"> </w:t>
+      </w:r>
+      <w:r>
+        <w:rPr>
+          <w:rStyle w:val="k"/>
+        </w:rPr>
+        <w:t>"Constructor called"</w:t>
+      </w:r>
+      <w:r>
+        <w:rPr>
+          <w:rStyle w:val="HTMLCode"/>
+        </w:rPr>
+        <w:t>;</w:t>
+      </w:r>
+      <w:r>
+        <w:br/>
+      </w:r>
+      <w:r>
+        <w:rPr>
+          <w:rStyle w:val="HTMLCode"/>
+        </w:rPr>
+        <w:t xml:space="preserve">    }</w:t>
+      </w:r>
+      <w:r>
+        <w:br/>
+      </w:r>
+      <w:r>
+        <w:rPr>
+          <w:rStyle w:val="HTMLCode"/>
+        </w:rPr>
+        <w:t>}</w:t>
+      </w:r>
+      <w:r>
+        <w:br/>
+      </w:r>
+      <w:r>
+        <w:br/>
+      </w:r>
+      <w:r>
+        <w:rPr>
+          <w:rStyle w:val="m"/>
+        </w:rPr>
+        <w:t>$obj</w:t>
+      </w:r>
+      <w:r>
+        <w:rPr>
+          <w:rStyle w:val="HTMLCode"/>
+        </w:rPr>
+        <w:t xml:space="preserve"> </w:t>
+      </w:r>
+      <w:r>
+        <w:rPr>
+          <w:rStyle w:val="g"/>
+        </w:rPr>
+        <w:t>=</w:t>
+      </w:r>
+      <w:r>
+        <w:rPr>
+          <w:rStyle w:val="HTMLCode"/>
+        </w:rPr>
+        <w:t xml:space="preserve"> </w:t>
+      </w:r>
+      <w:r>
+        <w:rPr>
+          <w:rStyle w:val="g"/>
+        </w:rPr>
+        <w:t>new</w:t>
+      </w:r>
+      <w:r>
+        <w:rPr>
+          <w:rStyle w:val="HTMLCode"/>
+        </w:rPr>
+        <w:t xml:space="preserve"> Demo();</w:t>
+      </w:r>
+      <w:r>
+        <w:br/>
+      </w:r>
+      <w:r>
+        <w:rPr>
+          <w:rStyle w:val="f"/>
+        </w:rPr>
+        <w:t>?&gt;</w:t>
+      </w:r>
+    </w:p>
+    <w:p>
+      <w:pPr>
+        <w:spacing w:after="0"/>
+      </w:pPr>
+      <w:r>
+        <w:pict w14:anchorId="11C2CC62">
+          <v:rect id="_x0000_i1034" style="width:0;height:1.5pt" o:hralign="center" o:hrstd="t" o:hr="t" fillcolor="#a0a0a0" stroked="f"/>
+        </w:pict>
+      </w:r>
+    </w:p>
+    <w:p>
+      <w:pPr>
+        <w:pStyle w:val="Heading3"/>
+        <w:spacing w:before="0" w:beforeAutospacing="0" w:after="0" w:afterAutospacing="0"/>
+      </w:pPr>
+      <w:r>
+        <w:lastRenderedPageBreak/>
+        <w:t xml:space="preserve">2. </w:t>
+      </w:r>
+      <w:r>
+        <w:rPr>
+          <w:rStyle w:val="HTMLCode"/>
+        </w:rPr>
+        <w:t>__</w:t>
+      </w:r>
+      <w:proofErr w:type="gramStart"/>
+      <w:r>
+        <w:rPr>
+          <w:rStyle w:val="HTMLCode"/>
+        </w:rPr>
+        <w:t>get(</w:t>
+      </w:r>
+      <w:proofErr w:type="gramEnd"/>
+      <w:r>
+        <w:rPr>
+          <w:rStyle w:val="HTMLCode"/>
+        </w:rPr>
+        <w:t>)</w:t>
+      </w:r>
+    </w:p>
+    <w:p>
+      <w:pPr>
+        <w:pStyle w:val="NormalWeb"/>
+        <w:spacing w:before="0" w:beforeAutospacing="0" w:after="0" w:afterAutospacing="0"/>
+      </w:pPr>
+      <w:r>
+        <w:t xml:space="preserve">The </w:t>
+      </w:r>
+      <w:r>
+        <w:rPr>
+          <w:rStyle w:val="HTMLCode"/>
+        </w:rPr>
+        <w:t>__</w:t>
+      </w:r>
+      <w:proofErr w:type="gramStart"/>
+      <w:r>
+        <w:rPr>
+          <w:rStyle w:val="HTMLCode"/>
+        </w:rPr>
+        <w:t>get(</w:t>
+      </w:r>
+      <w:proofErr w:type="gramEnd"/>
+      <w:r>
+        <w:rPr>
+          <w:rStyle w:val="HTMLCode"/>
+        </w:rPr>
+        <w:t>)</w:t>
+      </w:r>
+      <w:r>
+        <w:t xml:space="preserve"> method is called when accessing an undefined or private property.</w:t>
+      </w:r>
+    </w:p>
+    <w:p>
+      <w:pPr>
+        <w:pStyle w:val="HTMLPreformatted"/>
+      </w:pPr>
+      <w:r>
+        <w:rPr>
+          <w:rStyle w:val="f"/>
+        </w:rPr>
+        <w:t>&lt;?php</w:t>
+      </w:r>
+      <w:r>
+        <w:br/>
+      </w:r>
+      <w:r>
+        <w:rPr>
+          <w:rStyle w:val="g"/>
+        </w:rPr>
+        <w:t>class</w:t>
+      </w:r>
+      <w:r>
+        <w:rPr>
+          <w:rStyle w:val="HTMLCode"/>
+        </w:rPr>
+        <w:t xml:space="preserve"> </w:t>
+      </w:r>
+      <w:r>
+        <w:rPr>
+          <w:rStyle w:val="l"/>
+        </w:rPr>
+        <w:t>Test</w:t>
+      </w:r>
+      <w:r>
+        <w:br/>
+      </w:r>
+      <w:r>
+        <w:rPr>
+          <w:rStyle w:val="HTMLCode"/>
+        </w:rPr>
+        <w:t>{</w:t>
+      </w:r>
+      <w:r>
+        <w:br/>
+      </w:r>
+      <w:r>
+        <w:rPr>
+          <w:rStyle w:val="HTMLCode"/>
+        </w:rPr>
+        <w:t xml:space="preserve">    </w:t>
+      </w:r>
+      <w:r>
+        <w:rPr>
+          <w:rStyle w:val="g"/>
+        </w:rPr>
+        <w:t>private</w:t>
+      </w:r>
+      <w:r>
+        <w:rPr>
+          <w:rStyle w:val="HTMLCode"/>
+        </w:rPr>
+        <w:t xml:space="preserve"> </w:t>
+      </w:r>
+      <w:r>
+        <w:rPr>
+          <w:rStyle w:val="m"/>
+        </w:rPr>
+        <w:t>$name</w:t>
+      </w:r>
+      <w:r>
+        <w:rPr>
+          <w:rStyle w:val="HTMLCode"/>
+        </w:rPr>
+        <w:t xml:space="preserve"> </w:t>
+      </w:r>
+      <w:r>
+        <w:rPr>
+          <w:rStyle w:val="g"/>
+        </w:rPr>
+        <w:t>=</w:t>
+      </w:r>
+      <w:r>
+        <w:rPr>
+          <w:rStyle w:val="HTMLCode"/>
+        </w:rPr>
+        <w:t xml:space="preserve"> </w:t>
+      </w:r>
+      <w:r>
+        <w:rPr>
+          <w:rStyle w:val="k"/>
+        </w:rPr>
+        <w:t>"Rahul"</w:t>
+      </w:r>
+      <w:r>
+        <w:rPr>
+          <w:rStyle w:val="HTMLCode"/>
+        </w:rPr>
+        <w:t>;</w:t>
+      </w:r>
+      <w:r>
+        <w:br/>
+      </w:r>
+      <w:r>
+        <w:br/>
+      </w:r>
+      <w:r>
+        <w:rPr>
+          <w:rStyle w:val="HTMLCode"/>
+        </w:rPr>
+        <w:t xml:space="preserve">    </w:t>
+      </w:r>
+      <w:r>
+        <w:rPr>
+          <w:rStyle w:val="g"/>
+        </w:rPr>
+        <w:t>public</w:t>
+      </w:r>
+      <w:r>
+        <w:rPr>
+          <w:rStyle w:val="HTMLCode"/>
+        </w:rPr>
+        <w:t xml:space="preserve"> </w:t>
+      </w:r>
+      <w:r>
+        <w:rPr>
+          <w:rStyle w:val="g"/>
+        </w:rPr>
+        <w:t>function</w:t>
+      </w:r>
+      <w:r>
+        <w:rPr>
+          <w:rStyle w:val="HTMLCode"/>
+        </w:rPr>
+        <w:t xml:space="preserve"> </w:t>
+      </w:r>
+      <w:r>
+        <w:rPr>
+          <w:rStyle w:val="m"/>
+        </w:rPr>
+        <w:t>__get</w:t>
+      </w:r>
+      <w:r>
+        <w:rPr>
+          <w:rStyle w:val="HTMLCode"/>
+        </w:rPr>
+        <w:t>(</w:t>
+      </w:r>
+      <w:r>
+        <w:rPr>
+          <w:rStyle w:val="m"/>
+        </w:rPr>
+        <w:t>$x</w:t>
+      </w:r>
+      <w:r>
+        <w:rPr>
+          <w:rStyle w:val="HTMLCode"/>
+        </w:rPr>
+        <w:t>)</w:t>
+      </w:r>
+      <w:r>
+        <w:br/>
+      </w:r>
+      <w:r>
+        <w:rPr>
+          <w:rStyle w:val="HTMLCode"/>
+        </w:rPr>
+        <w:t xml:space="preserve"> </w:t>
+      </w:r>
+      <w:proofErr w:type="gramStart"/>
+      <w:r>
+        <w:rPr>
+          <w:rStyle w:val="HTMLCode"/>
+        </w:rPr>
+        <w:t xml:space="preserve">   {</w:t>
+      </w:r>
+      <w:proofErr w:type="gramEnd"/>
+      <w:r>
+        <w:br/>
+      </w:r>
+      <w:r>
+        <w:rPr>
+          <w:rStyle w:val="HTMLCode"/>
+        </w:rPr>
+        <w:t xml:space="preserve">        </w:t>
+      </w:r>
+      <w:r>
+        <w:rPr>
+          <w:rStyle w:val="g"/>
+        </w:rPr>
+        <w:t>return</w:t>
+      </w:r>
+      <w:r>
+        <w:rPr>
+          <w:rStyle w:val="HTMLCode"/>
+        </w:rPr>
+        <w:t xml:space="preserve"> $this-&gt;$x;</w:t>
+      </w:r>
+      <w:r>
+        <w:br/>
+      </w:r>
+      <w:r>
+        <w:rPr>
+          <w:rStyle w:val="HTMLCode"/>
+        </w:rPr>
+        <w:t xml:space="preserve">    }</w:t>
+      </w:r>
+      <w:r>
+        <w:br/>
+      </w:r>
+      <w:r>
+        <w:rPr>
+          <w:rStyle w:val="HTMLCode"/>
+        </w:rPr>
+        <w:t>}</w:t>
+      </w:r>
+      <w:r>
+        <w:br/>
+      </w:r>
+      <w:r>
+        <w:br/>
+      </w:r>
+      <w:r>
+        <w:rPr>
+          <w:rStyle w:val="m"/>
+        </w:rPr>
+        <w:t>$obj</w:t>
+      </w:r>
+      <w:r>
+        <w:rPr>
+          <w:rStyle w:val="HTMLCode"/>
+        </w:rPr>
+        <w:t xml:space="preserve"> </w:t>
+      </w:r>
+      <w:r>
+        <w:rPr>
+          <w:rStyle w:val="g"/>
+        </w:rPr>
+        <w:t>=</w:t>
+      </w:r>
+      <w:r>
+        <w:rPr>
+          <w:rStyle w:val="HTMLCode"/>
+        </w:rPr>
+        <w:t xml:space="preserve"> </w:t>
+      </w:r>
+      <w:r>
+        <w:rPr>
+          <w:rStyle w:val="g"/>
+        </w:rPr>
+        <w:t>new</w:t>
+      </w:r>
+      <w:r>
+        <w:rPr>
+          <w:rStyle w:val="HTMLCode"/>
+        </w:rPr>
+        <w:t xml:space="preserve"> Test();</w:t>
+      </w:r>
+      <w:r>
+        <w:br/>
+      </w:r>
+      <w:r>
+        <w:rPr>
+          <w:rStyle w:val="g"/>
+        </w:rPr>
+        <w:t>echo</w:t>
+      </w:r>
+      <w:r>
+        <w:rPr>
+          <w:rStyle w:val="HTMLCode"/>
+        </w:rPr>
+        <w:t xml:space="preserve"> $obj-&gt;name;</w:t>
+      </w:r>
+      <w:r>
+        <w:br/>
+      </w:r>
+      <w:r>
+        <w:rPr>
+          <w:rStyle w:val="f"/>
+        </w:rPr>
+        <w:t>?&gt;</w:t>
+      </w:r>
+    </w:p>
+    <w:p>
+      <w:pPr>
+        <w:spacing w:after="0"/>
+      </w:pPr>
+      <w:r>
+        <w:pict w14:anchorId="79278465">
+          <v:rect id="_x0000_i1035" style="width:0;height:1.5pt" o:hralign="center" o:hrstd="t" o:hr="t" fillcolor="#a0a0a0" stroked="f"/>
+        </w:pict>
+      </w:r>
+    </w:p>
+    <w:p>
+      <w:pPr>
+        <w:pStyle w:val="Heading3"/>
+        <w:spacing w:before="0" w:beforeAutospacing="0" w:after="0" w:afterAutospacing="0"/>
+      </w:pPr>
+      <w:r>
+        <w:t xml:space="preserve">3. </w:t>
+      </w:r>
+      <w:r>
+        <w:rPr>
+          <w:rStyle w:val="HTMLCode"/>
+        </w:rPr>
+        <w:t>__</w:t>
+      </w:r>
+      <w:proofErr w:type="gramStart"/>
+      <w:r>
+        <w:rPr>
+          <w:rStyle w:val="HTMLCode"/>
+        </w:rPr>
+        <w:t>set(</w:t>
+      </w:r>
+      <w:proofErr w:type="gramEnd"/>
+      <w:r>
+        <w:rPr>
+          <w:rStyle w:val="HTMLCode"/>
+        </w:rPr>
+        <w:t>)</w:t>
+      </w:r>
+    </w:p>
+    <w:p>
+      <w:pPr>
+        <w:pStyle w:val="NormalWeb"/>
+        <w:spacing w:before="0" w:beforeAutospacing="0" w:after="0" w:afterAutospacing="0"/>
+      </w:pPr>
+      <w:r>
+        <w:t xml:space="preserve">The </w:t>
+      </w:r>
+      <w:r>
+        <w:rPr>
+          <w:rStyle w:val="HTMLCode"/>
+        </w:rPr>
+        <w:t>__</w:t>
+      </w:r>
+      <w:proofErr w:type="gramStart"/>
+      <w:r>
+        <w:rPr>
+          <w:rStyle w:val="HTMLCode"/>
+        </w:rPr>
+        <w:t>set(</w:t>
+      </w:r>
+      <w:proofErr w:type="gramEnd"/>
+      <w:r>
+        <w:rPr>
+          <w:rStyle w:val="HTMLCode"/>
+        </w:rPr>
+        <w:t>)</w:t>
+      </w:r>
+      <w:r>
+        <w:t xml:space="preserve"> method is called when assigning a value to an undefined or private property.</w:t>
+      </w:r>
+    </w:p>
+    <w:p>
+      <w:pPr>
+        <w:pStyle w:val="HTMLPreformatted"/>
+      </w:pPr>
+      <w:r>
+        <w:rPr>
+          <w:rStyle w:val="f"/>
+        </w:rPr>
+        <w:t>&lt;?php</w:t>
+      </w:r>
+      <w:r>
+        <w:br/>
+      </w:r>
+      <w:r>
+        <w:rPr>
+          <w:rStyle w:val="g"/>
+        </w:rPr>
+        <w:t>class</w:t>
+      </w:r>
+      <w:r>
+        <w:rPr>
+          <w:rStyle w:val="HTMLCode"/>
+        </w:rPr>
+        <w:t xml:space="preserve"> </w:t>
+      </w:r>
+      <w:r>
+        <w:rPr>
+          <w:rStyle w:val="l"/>
+        </w:rPr>
+        <w:t>Test</w:t>
+      </w:r>
+      <w:r>
+        <w:br/>
+      </w:r>
+      <w:r>
+        <w:rPr>
+          <w:rStyle w:val="HTMLCode"/>
+        </w:rPr>
+        <w:t>{</w:t>
+      </w:r>
+      <w:r>
+        <w:br/>
+      </w:r>
+      <w:r>
+        <w:rPr>
+          <w:rStyle w:val="HTMLCode"/>
+        </w:rPr>
+        <w:t xml:space="preserve">    </w:t>
+      </w:r>
+      <w:r>
+        <w:rPr>
+          <w:rStyle w:val="g"/>
+        </w:rPr>
+        <w:t>private</w:t>
+      </w:r>
+      <w:r>
+        <w:rPr>
+          <w:rStyle w:val="HTMLCode"/>
+        </w:rPr>
+        <w:t xml:space="preserve"> </w:t>
+      </w:r>
+      <w:r>
+        <w:rPr>
+          <w:rStyle w:val="m"/>
+        </w:rPr>
+        <w:t>$name</w:t>
+      </w:r>
+      <w:r>
+        <w:rPr>
+          <w:rStyle w:val="HTMLCode"/>
+        </w:rPr>
+        <w:t>;</w:t>
+      </w:r>
+      <w:r>
+        <w:br/>
+      </w:r>
+      <w:r>
+        <w:br/>
+      </w:r>
+      <w:r>
+        <w:rPr>
+          <w:rStyle w:val="HTMLCode"/>
+        </w:rPr>
+        <w:t xml:space="preserve">    </w:t>
+      </w:r>
+      <w:r>
+        <w:rPr>
+          <w:rStyle w:val="g"/>
+        </w:rPr>
+        <w:t>public</w:t>
+      </w:r>
+      <w:r>
+        <w:rPr>
+          <w:rStyle w:val="HTMLCode"/>
+        </w:rPr>
+        <w:t xml:space="preserve"> </w:t>
+      </w:r>
+      <w:r>
+        <w:rPr>
+          <w:rStyle w:val="g"/>
+        </w:rPr>
+        <w:t>function</w:t>
+      </w:r>
+      <w:r>
+        <w:rPr>
+          <w:rStyle w:val="HTMLCode"/>
+        </w:rPr>
+        <w:t xml:space="preserve"> </w:t>
+      </w:r>
+      <w:r>
+        <w:rPr>
+          <w:rStyle w:val="m"/>
+        </w:rPr>
+        <w:t>__set</w:t>
+      </w:r>
+      <w:r>
+        <w:rPr>
+          <w:rStyle w:val="HTMLCode"/>
+        </w:rPr>
+        <w:t>(</w:t>
+      </w:r>
+      <w:r>
+        <w:rPr>
+          <w:rStyle w:val="m"/>
+        </w:rPr>
+        <w:t>$x</w:t>
+      </w:r>
+      <w:r>
+        <w:rPr>
+          <w:rStyle w:val="HTMLCode"/>
+        </w:rPr>
+        <w:t xml:space="preserve">, </w:t>
+      </w:r>
+      <w:r>
+        <w:rPr>
+          <w:rStyle w:val="m"/>
+        </w:rPr>
+        <w:t>$y</w:t>
+      </w:r>
+      <w:r>
+        <w:rPr>
+          <w:rStyle w:val="HTMLCode"/>
+        </w:rPr>
+        <w:t>)</w:t>
+      </w:r>
+      <w:r>
+        <w:br/>
+      </w:r>
+      <w:r>
+        <w:rPr>
+          <w:rStyle w:val="HTMLCode"/>
+        </w:rPr>
+        <w:t xml:space="preserve">    {</w:t>
+      </w:r>
+      <w:r>
+        <w:br/>
+      </w:r>
+      <w:r>
+        <w:rPr>
+          <w:rStyle w:val="HTMLCode"/>
+        </w:rPr>
+        <w:t xml:space="preserve">        $this-&gt;$x </w:t>
+      </w:r>
+      <w:r>
+        <w:rPr>
+          <w:rStyle w:val="g"/>
+        </w:rPr>
+        <w:t>=</w:t>
+      </w:r>
+      <w:r>
+        <w:rPr>
+          <w:rStyle w:val="HTMLCode"/>
+        </w:rPr>
+        <w:t xml:space="preserve"> </w:t>
+      </w:r>
+      <w:r>
+        <w:rPr>
+          <w:rStyle w:val="m"/>
+        </w:rPr>
+        <w:t>$y</w:t>
+      </w:r>
+      <w:r>
+        <w:rPr>
+          <w:rStyle w:val="HTMLCode"/>
+        </w:rPr>
+        <w:t>;</w:t>
+      </w:r>
+      <w:r>
+        <w:br/>
+      </w:r>
+      <w:r>
+        <w:rPr>
+          <w:rStyle w:val="HTMLCode"/>
+        </w:rPr>
+        <w:t xml:space="preserve">    }</w:t>
+      </w:r>
+      <w:r>
+        <w:br/>
+      </w:r>
+      <w:r>
+        <w:br/>
+      </w:r>
+      <w:r>
+        <w:rPr>
+          <w:rStyle w:val="HTMLCode"/>
+        </w:rPr>
+        <w:t xml:space="preserve">    </w:t>
+      </w:r>
+      <w:r>
+        <w:rPr>
+          <w:rStyle w:val="g"/>
+        </w:rPr>
+        <w:t>public</w:t>
+      </w:r>
+      <w:r>
+        <w:rPr>
+          <w:rStyle w:val="HTMLCode"/>
+        </w:rPr>
+        <w:t xml:space="preserve"> </w:t>
+      </w:r>
+      <w:r>
+        <w:rPr>
+          <w:rStyle w:val="g"/>
+        </w:rPr>
+        <w:t>function</w:t>
+      </w:r>
+      <w:r>
+        <w:rPr>
+          <w:rStyle w:val="HTMLCode"/>
+        </w:rPr>
+        <w:t xml:space="preserve"> </w:t>
+      </w:r>
+      <w:r>
+        <w:rPr>
+          <w:rStyle w:val="m"/>
+        </w:rPr>
+        <w:t>show</w:t>
+      </w:r>
+      <w:r>
+        <w:rPr>
+          <w:rStyle w:val="HTMLCode"/>
+        </w:rPr>
+        <w:t>()</w:t>
+      </w:r>
+      <w:r>
+        <w:br/>
+      </w:r>
+      <w:r>
+        <w:rPr>
+          <w:rStyle w:val="HTMLCode"/>
+        </w:rPr>
+        <w:t xml:space="preserve">    {</w:t>
+      </w:r>
+      <w:r>
+        <w:br/>
+      </w:r>
+      <w:r>
+        <w:rPr>
+          <w:rStyle w:val="HTMLCode"/>
+        </w:rPr>
+        <w:t xml:space="preserve">        </w:t>
+      </w:r>
+      <w:r>
+        <w:rPr>
+          <w:rStyle w:val="g"/>
+        </w:rPr>
+        <w:t>echo</w:t>
+      </w:r>
+      <w:r>
+        <w:rPr>
+          <w:rStyle w:val="HTMLCode"/>
+        </w:rPr>
+        <w:t xml:space="preserve"> $this-&gt;name;</w:t>
+      </w:r>
+      <w:r>
+        <w:br/>
+      </w:r>
+      <w:r>
+        <w:rPr>
+          <w:rStyle w:val="HTMLCode"/>
+        </w:rPr>
+        <w:t xml:space="preserve">    }</w:t>
+      </w:r>
+      <w:r>
+        <w:br/>
+      </w:r>
+      <w:r>
+        <w:rPr>
+          <w:rStyle w:val="HTMLCode"/>
+        </w:rPr>
+        <w:t>}</w:t>
+      </w:r>
+      <w:r>
+        <w:br/>
+      </w:r>
+      <w:r>
+        <w:br/>
+      </w:r>
+      <w:r>
+        <w:rPr>
+          <w:rStyle w:val="m"/>
+        </w:rPr>
+        <w:t>$obj</w:t>
+      </w:r>
+      <w:r>
+        <w:rPr>
+          <w:rStyle w:val="HTMLCode"/>
+        </w:rPr>
+        <w:t xml:space="preserve"> </w:t>
+      </w:r>
+      <w:r>
+        <w:rPr>
+          <w:rStyle w:val="g"/>
+        </w:rPr>
+        <w:t>=</w:t>
+      </w:r>
+      <w:r>
+        <w:rPr>
+          <w:rStyle w:val="HTMLCode"/>
+        </w:rPr>
+        <w:t xml:space="preserve"> </w:t>
+      </w:r>
+      <w:r>
+        <w:rPr>
+          <w:rStyle w:val="g"/>
+        </w:rPr>
+        <w:t>new</w:t>
+      </w:r>
+      <w:r>
+        <w:rPr>
+          <w:rStyle w:val="HTMLCode"/>
+        </w:rPr>
+        <w:t xml:space="preserve"> Test();</w:t>
+      </w:r>
+      <w:r>
+        <w:br/>
+      </w:r>
+      <w:r>
+        <w:rPr>
+          <w:rStyle w:val="HTMLCode"/>
+        </w:rPr>
+        <w:t xml:space="preserve">$obj-&gt;name </w:t>
+      </w:r>
+      <w:r>
+        <w:rPr>
+          <w:rStyle w:val="g"/>
+        </w:rPr>
+        <w:t>=</w:t>
+      </w:r>
+      <w:r>
+        <w:rPr>
+          <w:rStyle w:val="HTMLCode"/>
+        </w:rPr>
+        <w:t xml:space="preserve"> </w:t>
+      </w:r>
+      <w:r>
+        <w:rPr>
+          <w:rStyle w:val="k"/>
+        </w:rPr>
+        <w:t>"Rahul"</w:t>
+      </w:r>
+      <w:r>
+        <w:rPr>
+          <w:rStyle w:val="HTMLCode"/>
+        </w:rPr>
+        <w:t>;</w:t>
+      </w:r>
+      <w:r>
+        <w:br/>
+      </w:r>
+      <w:r>
+        <w:rPr>
+          <w:rStyle w:val="HTMLCode"/>
+        </w:rPr>
+        <w:t>$obj-&gt;show();</w:t>
+      </w:r>
+      <w:r>
+        <w:br/>
+      </w:r>
+      <w:r>
+        <w:rPr>
+          <w:rStyle w:val="f"/>
+        </w:rPr>
+        <w:t>?&gt;</w:t>
+      </w:r>
+    </w:p>
+    <w:p>
+      <w:pPr>
+        <w:rPr>
+          <w:rFonts w:ascii="Times New Roman" w:hAnsi="Times New Roman" w:cs="Times New Roman"/>
+          <w:sz w:val="24"/>
+          <w:szCs w:val="24"/>
+        </w:rPr>
+      </w:pPr>
+    </w:p>
+    <w:p>
+      <w:pPr>
+        <w:pStyle w:val="ListParagraph"/>
+        <w:numPr>
+          <w:ilvl w:val="0"/>
+          <w:numId w:val="2"/>
+        </w:numPr>
+        <w:rPr>
+          <w:rFonts w:ascii="Times New Roman" w:hAnsi="Times New Roman" w:cs="Times New Roman"/>
+          <w:sz w:val="24"/>
+          <w:szCs w:val="24"/>
+        </w:rPr>
+      </w:pPr>
+      <w:r>
+        <w:rPr>
+          <w:rFonts w:ascii="Times New Roman" w:hAnsi="Times New Roman" w:cs="Times New Roman"/>
+          <w:sz w:val="24"/>
+          <w:szCs w:val="24"/>
+        </w:rPr>
+        <w:t xml:space="preserve">Explain the scope resolution operator </w:t>
+      </w:r>
+      <w:proofErr w:type="gramStart"/>
+      <w:r>
+        <w:rPr>
+          <w:rFonts w:ascii="Times New Roman" w:hAnsi="Times New Roman" w:cs="Times New Roman"/>
+          <w:sz w:val="24"/>
+          <w:szCs w:val="24"/>
+        </w:rPr>
+        <w:t>(::)</w:t>
+      </w:r>
+      <w:proofErr w:type="gramEnd"/>
+      <w:r>
+        <w:rPr>
+          <w:rFonts w:ascii="Times New Roman" w:hAnsi="Times New Roman" w:cs="Times New Roman"/>
+          <w:sz w:val="24"/>
+          <w:szCs w:val="24"/>
+        </w:rPr>
+        <w:t xml:space="preserve"> and its use in PHP.</w:t>
+      </w:r>
+    </w:p>
+    <w:p>
+      <w:pPr>
+        <w:rPr>
+          <w:rFonts w:ascii="Times New Roman" w:hAnsi="Times New Roman" w:cs="Times New Roman"/>
+          <w:sz w:val="24"/>
+          <w:szCs w:val="24"/>
+        </w:rPr>
+      </w:pPr>
+      <w:r>
+        <w:rPr>
+          <w:rFonts w:ascii="Times New Roman" w:hAnsi="Times New Roman" w:cs="Times New Roman"/>
+          <w:sz w:val="24"/>
+          <w:szCs w:val="24"/>
+        </w:rPr>
+        <w:t>Ans.</w:t>
+      </w:r>
       <w:bookmarkStart w:id="0" w:name="_GoBack"/>
       <w:bookmarkEnd w:id="0"/>
+    </w:p>
+    <w:p>
+      <w:pPr>
+        <w:rPr>
+          <w:rFonts w:ascii="Times New Roman" w:hAnsi="Times New Roman" w:cs="Times New Roman"/>
+          <w:sz w:val="24"/>
+          <w:szCs w:val="24"/>
+        </w:rPr>
+      </w:pPr>
+    </w:p>
+    <w:p>
+      <w:pPr>
+        <w:pStyle w:val="ListParagraph"/>
+        <w:numPr>
+          <w:ilvl w:val="0"/>
+          <w:numId w:val="2"/>
+        </w:numPr>
+        <w:rPr>
+          <w:rFonts w:ascii="Times New Roman" w:hAnsi="Times New Roman" w:cs="Times New Roman"/>
+          <w:sz w:val="24"/>
+          <w:szCs w:val="24"/>
+        </w:rPr>
+      </w:pPr>
+      <w:r>
+        <w:rPr>
+          <w:rFonts w:ascii="Times New Roman" w:hAnsi="Times New Roman" w:cs="Times New Roman"/>
+          <w:sz w:val="24"/>
+          <w:szCs w:val="24"/>
+        </w:rPr>
+        <w:t>A</w:t>
+      </w:r>
+    </w:p>
+    <w:p>
+      <w:pPr>
+        <w:pStyle w:val="ListParagraph"/>
+        <w:numPr>
+          <w:ilvl w:val="0"/>
+          <w:numId w:val="2"/>
+        </w:numPr>
+        <w:rPr>
+          <w:rFonts w:ascii="Times New Roman" w:hAnsi="Times New Roman" w:cs="Times New Roman"/>
+          <w:sz w:val="24"/>
+          <w:szCs w:val="24"/>
+        </w:rPr>
+      </w:pPr>
+      <w:r>
+        <w:rPr>
+          <w:rFonts w:ascii="Times New Roman" w:hAnsi="Times New Roman" w:cs="Times New Roman"/>
+          <w:sz w:val="24"/>
+          <w:szCs w:val="24"/>
+        </w:rPr>
+        <w:t>A</w:t>
+      </w:r>
+    </w:p>
+    <w:p>
+      <w:pPr>
+        <w:pStyle w:val="ListParagraph"/>
+        <w:numPr>
+          <w:ilvl w:val="0"/>
+          <w:numId w:val="2"/>
+        </w:numPr>
+        <w:rPr>
+          <w:rFonts w:ascii="Times New Roman" w:hAnsi="Times New Roman" w:cs="Times New Roman"/>
+          <w:sz w:val="24"/>
+          <w:szCs w:val="24"/>
+        </w:rPr>
+      </w:pPr>
     </w:p>
     <w:sectPr>
       <w:pgSz w:w="11906" w:h="16838"/>
@@ -2831,15 +5785,15 @@
         <v:path o:extrusionok="f" gradientshapeok="t" o:connecttype="rect"/>
         <o:lock v:ext="edit" aspectratio="t"/>
       </v:shapetype>
-      <v:shape id="_x0000_i1072" type="#_x0000_t75" style="width:11.25pt;height:11.25pt" o:bullet="t">
+      <v:shape id="_x0000_i1037" type="#_x0000_t75" style="width:11.25pt;height:11.25pt" o:bullet="t">
         <v:imagedata r:id="rId1" o:title="mso7DEF"/>
       </v:shape>
     </w:pict>
   </w:numPicBullet>
   <w:abstractNum w:abstractNumId="0" w15:restartNumberingAfterBreak="0">
-    <w:nsid w:val="62F46472"/>
+    <w:nsid w:val="254B63EE"/>
     <w:multiLevelType w:val="multilevel"/>
-    <w:tmpl w:val="72406F8A"/>
+    <w:tmpl w:val="BE60DF8A"/>
     <w:lvl w:ilvl="0">
       <w:start w:val="1"/>
       <w:numFmt w:val="bullet"/>
@@ -2986,6 +5940,602 @@
     </w:lvl>
   </w:abstractNum>
   <w:abstractNum w:abstractNumId="1" w15:restartNumberingAfterBreak="0">
+    <w:nsid w:val="2A041EA3"/>
+    <w:multiLevelType w:val="multilevel"/>
+    <w:tmpl w:val="FBEE84FA"/>
+    <w:lvl w:ilvl="0">
+      <w:start w:val="1"/>
+      <w:numFmt w:val="bullet"/>
+      <w:lvlText w:val=""/>
+      <w:lvlJc w:val="left"/>
+      <w:pPr>
+        <w:tabs>
+          <w:tab w:val="num" w:pos="720"/>
+        </w:tabs>
+        <w:ind w:left="720" w:hanging="360"/>
+      </w:pPr>
+      <w:rPr>
+        <w:rFonts w:ascii="Symbol" w:hAnsi="Symbol" w:hint="default"/>
+        <w:sz w:val="20"/>
+      </w:rPr>
+    </w:lvl>
+    <w:lvl w:ilvl="1" w:tentative="1">
+      <w:start w:val="1"/>
+      <w:numFmt w:val="bullet"/>
+      <w:lvlText w:val="o"/>
+      <w:lvlJc w:val="left"/>
+      <w:pPr>
+        <w:tabs>
+          <w:tab w:val="num" w:pos="1440"/>
+        </w:tabs>
+        <w:ind w:left="1440" w:hanging="360"/>
+      </w:pPr>
+      <w:rPr>
+        <w:rFonts w:ascii="Courier New" w:hAnsi="Courier New" w:hint="default"/>
+        <w:sz w:val="20"/>
+      </w:rPr>
+    </w:lvl>
+    <w:lvl w:ilvl="2" w:tentative="1">
+      <w:start w:val="1"/>
+      <w:numFmt w:val="bullet"/>
+      <w:lvlText w:val=""/>
+      <w:lvlJc w:val="left"/>
+      <w:pPr>
+        <w:tabs>
+          <w:tab w:val="num" w:pos="2160"/>
+        </w:tabs>
+        <w:ind w:left="2160" w:hanging="360"/>
+      </w:pPr>
+      <w:rPr>
+        <w:rFonts w:ascii="Wingdings" w:hAnsi="Wingdings" w:hint="default"/>
+        <w:sz w:val="20"/>
+      </w:rPr>
+    </w:lvl>
+    <w:lvl w:ilvl="3" w:tentative="1">
+      <w:start w:val="1"/>
+      <w:numFmt w:val="bullet"/>
+      <w:lvlText w:val=""/>
+      <w:lvlJc w:val="left"/>
+      <w:pPr>
+        <w:tabs>
+          <w:tab w:val="num" w:pos="2880"/>
+        </w:tabs>
+        <w:ind w:left="2880" w:hanging="360"/>
+      </w:pPr>
+      <w:rPr>
+        <w:rFonts w:ascii="Wingdings" w:hAnsi="Wingdings" w:hint="default"/>
+        <w:sz w:val="20"/>
+      </w:rPr>
+    </w:lvl>
+    <w:lvl w:ilvl="4" w:tentative="1">
+      <w:start w:val="1"/>
+      <w:numFmt w:val="bullet"/>
+      <w:lvlText w:val=""/>
+      <w:lvlJc w:val="left"/>
+      <w:pPr>
+        <w:tabs>
+          <w:tab w:val="num" w:pos="3600"/>
+        </w:tabs>
+        <w:ind w:left="3600" w:hanging="360"/>
+      </w:pPr>
+      <w:rPr>
+        <w:rFonts w:ascii="Wingdings" w:hAnsi="Wingdings" w:hint="default"/>
+        <w:sz w:val="20"/>
+      </w:rPr>
+    </w:lvl>
+    <w:lvl w:ilvl="5" w:tentative="1">
+      <w:start w:val="1"/>
+      <w:numFmt w:val="bullet"/>
+      <w:lvlText w:val=""/>
+      <w:lvlJc w:val="left"/>
+      <w:pPr>
+        <w:tabs>
+          <w:tab w:val="num" w:pos="4320"/>
+        </w:tabs>
+        <w:ind w:left="4320" w:hanging="360"/>
+      </w:pPr>
+      <w:rPr>
+        <w:rFonts w:ascii="Wingdings" w:hAnsi="Wingdings" w:hint="default"/>
+        <w:sz w:val="20"/>
+      </w:rPr>
+    </w:lvl>
+    <w:lvl w:ilvl="6" w:tentative="1">
+      <w:start w:val="1"/>
+      <w:numFmt w:val="bullet"/>
+      <w:lvlText w:val=""/>
+      <w:lvlJc w:val="left"/>
+      <w:pPr>
+        <w:tabs>
+          <w:tab w:val="num" w:pos="5040"/>
+        </w:tabs>
+        <w:ind w:left="5040" w:hanging="360"/>
+      </w:pPr>
+      <w:rPr>
+        <w:rFonts w:ascii="Wingdings" w:hAnsi="Wingdings" w:hint="default"/>
+        <w:sz w:val="20"/>
+      </w:rPr>
+    </w:lvl>
+    <w:lvl w:ilvl="7" w:tentative="1">
+      <w:start w:val="1"/>
+      <w:numFmt w:val="bullet"/>
+      <w:lvlText w:val=""/>
+      <w:lvlJc w:val="left"/>
+      <w:pPr>
+        <w:tabs>
+          <w:tab w:val="num" w:pos="5760"/>
+        </w:tabs>
+        <w:ind w:left="5760" w:hanging="360"/>
+      </w:pPr>
+      <w:rPr>
+        <w:rFonts w:ascii="Wingdings" w:hAnsi="Wingdings" w:hint="default"/>
+        <w:sz w:val="20"/>
+      </w:rPr>
+    </w:lvl>
+    <w:lvl w:ilvl="8" w:tentative="1">
+      <w:start w:val="1"/>
+      <w:numFmt w:val="bullet"/>
+      <w:lvlText w:val=""/>
+      <w:lvlJc w:val="left"/>
+      <w:pPr>
+        <w:tabs>
+          <w:tab w:val="num" w:pos="6480"/>
+        </w:tabs>
+        <w:ind w:left="6480" w:hanging="360"/>
+      </w:pPr>
+      <w:rPr>
+        <w:rFonts w:ascii="Wingdings" w:hAnsi="Wingdings" w:hint="default"/>
+        <w:sz w:val="20"/>
+      </w:rPr>
+    </w:lvl>
+  </w:abstractNum>
+  <w:abstractNum w:abstractNumId="2" w15:restartNumberingAfterBreak="0">
+    <w:nsid w:val="49394A44"/>
+    <w:multiLevelType w:val="multilevel"/>
+    <w:tmpl w:val="C35E8BD0"/>
+    <w:lvl w:ilvl="0">
+      <w:start w:val="1"/>
+      <w:numFmt w:val="bullet"/>
+      <w:lvlText w:val=""/>
+      <w:lvlJc w:val="left"/>
+      <w:pPr>
+        <w:tabs>
+          <w:tab w:val="num" w:pos="720"/>
+        </w:tabs>
+        <w:ind w:left="720" w:hanging="360"/>
+      </w:pPr>
+      <w:rPr>
+        <w:rFonts w:ascii="Symbol" w:hAnsi="Symbol" w:hint="default"/>
+        <w:sz w:val="20"/>
+      </w:rPr>
+    </w:lvl>
+    <w:lvl w:ilvl="1" w:tentative="1">
+      <w:start w:val="1"/>
+      <w:numFmt w:val="bullet"/>
+      <w:lvlText w:val="o"/>
+      <w:lvlJc w:val="left"/>
+      <w:pPr>
+        <w:tabs>
+          <w:tab w:val="num" w:pos="1440"/>
+        </w:tabs>
+        <w:ind w:left="1440" w:hanging="360"/>
+      </w:pPr>
+      <w:rPr>
+        <w:rFonts w:ascii="Courier New" w:hAnsi="Courier New" w:hint="default"/>
+        <w:sz w:val="20"/>
+      </w:rPr>
+    </w:lvl>
+    <w:lvl w:ilvl="2" w:tentative="1">
+      <w:start w:val="1"/>
+      <w:numFmt w:val="bullet"/>
+      <w:lvlText w:val=""/>
+      <w:lvlJc w:val="left"/>
+      <w:pPr>
+        <w:tabs>
+          <w:tab w:val="num" w:pos="2160"/>
+        </w:tabs>
+        <w:ind w:left="2160" w:hanging="360"/>
+      </w:pPr>
+      <w:rPr>
+        <w:rFonts w:ascii="Wingdings" w:hAnsi="Wingdings" w:hint="default"/>
+        <w:sz w:val="20"/>
+      </w:rPr>
+    </w:lvl>
+    <w:lvl w:ilvl="3" w:tentative="1">
+      <w:start w:val="1"/>
+      <w:numFmt w:val="bullet"/>
+      <w:lvlText w:val=""/>
+      <w:lvlJc w:val="left"/>
+      <w:pPr>
+        <w:tabs>
+          <w:tab w:val="num" w:pos="2880"/>
+        </w:tabs>
+        <w:ind w:left="2880" w:hanging="360"/>
+      </w:pPr>
+      <w:rPr>
+        <w:rFonts w:ascii="Wingdings" w:hAnsi="Wingdings" w:hint="default"/>
+        <w:sz w:val="20"/>
+      </w:rPr>
+    </w:lvl>
+    <w:lvl w:ilvl="4" w:tentative="1">
+      <w:start w:val="1"/>
+      <w:numFmt w:val="bullet"/>
+      <w:lvlText w:val=""/>
+      <w:lvlJc w:val="left"/>
+      <w:pPr>
+        <w:tabs>
+          <w:tab w:val="num" w:pos="3600"/>
+        </w:tabs>
+        <w:ind w:left="3600" w:hanging="360"/>
+      </w:pPr>
+      <w:rPr>
+        <w:rFonts w:ascii="Wingdings" w:hAnsi="Wingdings" w:hint="default"/>
+        <w:sz w:val="20"/>
+      </w:rPr>
+    </w:lvl>
+    <w:lvl w:ilvl="5" w:tentative="1">
+      <w:start w:val="1"/>
+      <w:numFmt w:val="bullet"/>
+      <w:lvlText w:val=""/>
+      <w:lvlJc w:val="left"/>
+      <w:pPr>
+        <w:tabs>
+          <w:tab w:val="num" w:pos="4320"/>
+        </w:tabs>
+        <w:ind w:left="4320" w:hanging="360"/>
+      </w:pPr>
+      <w:rPr>
+        <w:rFonts w:ascii="Wingdings" w:hAnsi="Wingdings" w:hint="default"/>
+        <w:sz w:val="20"/>
+      </w:rPr>
+    </w:lvl>
+    <w:lvl w:ilvl="6" w:tentative="1">
+      <w:start w:val="1"/>
+      <w:numFmt w:val="bullet"/>
+      <w:lvlText w:val=""/>
+      <w:lvlJc w:val="left"/>
+      <w:pPr>
+        <w:tabs>
+          <w:tab w:val="num" w:pos="5040"/>
+        </w:tabs>
+        <w:ind w:left="5040" w:hanging="360"/>
+      </w:pPr>
+      <w:rPr>
+        <w:rFonts w:ascii="Wingdings" w:hAnsi="Wingdings" w:hint="default"/>
+        <w:sz w:val="20"/>
+      </w:rPr>
+    </w:lvl>
+    <w:lvl w:ilvl="7" w:tentative="1">
+      <w:start w:val="1"/>
+      <w:numFmt w:val="bullet"/>
+      <w:lvlText w:val=""/>
+      <w:lvlJc w:val="left"/>
+      <w:pPr>
+        <w:tabs>
+          <w:tab w:val="num" w:pos="5760"/>
+        </w:tabs>
+        <w:ind w:left="5760" w:hanging="360"/>
+      </w:pPr>
+      <w:rPr>
+        <w:rFonts w:ascii="Wingdings" w:hAnsi="Wingdings" w:hint="default"/>
+        <w:sz w:val="20"/>
+      </w:rPr>
+    </w:lvl>
+    <w:lvl w:ilvl="8" w:tentative="1">
+      <w:start w:val="1"/>
+      <w:numFmt w:val="bullet"/>
+      <w:lvlText w:val=""/>
+      <w:lvlJc w:val="left"/>
+      <w:pPr>
+        <w:tabs>
+          <w:tab w:val="num" w:pos="6480"/>
+        </w:tabs>
+        <w:ind w:left="6480" w:hanging="360"/>
+      </w:pPr>
+      <w:rPr>
+        <w:rFonts w:ascii="Wingdings" w:hAnsi="Wingdings" w:hint="default"/>
+        <w:sz w:val="20"/>
+      </w:rPr>
+    </w:lvl>
+  </w:abstractNum>
+  <w:abstractNum w:abstractNumId="3" w15:restartNumberingAfterBreak="0">
+    <w:nsid w:val="62F46472"/>
+    <w:multiLevelType w:val="multilevel"/>
+    <w:tmpl w:val="72406F8A"/>
+    <w:lvl w:ilvl="0">
+      <w:start w:val="1"/>
+      <w:numFmt w:val="bullet"/>
+      <w:lvlText w:val=""/>
+      <w:lvlJc w:val="left"/>
+      <w:pPr>
+        <w:tabs>
+          <w:tab w:val="num" w:pos="720"/>
+        </w:tabs>
+        <w:ind w:left="720" w:hanging="360"/>
+      </w:pPr>
+      <w:rPr>
+        <w:rFonts w:ascii="Symbol" w:hAnsi="Symbol" w:hint="default"/>
+        <w:sz w:val="20"/>
+      </w:rPr>
+    </w:lvl>
+    <w:lvl w:ilvl="1" w:tentative="1">
+      <w:start w:val="1"/>
+      <w:numFmt w:val="bullet"/>
+      <w:lvlText w:val="o"/>
+      <w:lvlJc w:val="left"/>
+      <w:pPr>
+        <w:tabs>
+          <w:tab w:val="num" w:pos="1440"/>
+        </w:tabs>
+        <w:ind w:left="1440" w:hanging="360"/>
+      </w:pPr>
+      <w:rPr>
+        <w:rFonts w:ascii="Courier New" w:hAnsi="Courier New" w:hint="default"/>
+        <w:sz w:val="20"/>
+      </w:rPr>
+    </w:lvl>
+    <w:lvl w:ilvl="2" w:tentative="1">
+      <w:start w:val="1"/>
+      <w:numFmt w:val="bullet"/>
+      <w:lvlText w:val=""/>
+      <w:lvlJc w:val="left"/>
+      <w:pPr>
+        <w:tabs>
+          <w:tab w:val="num" w:pos="2160"/>
+        </w:tabs>
+        <w:ind w:left="2160" w:hanging="360"/>
+      </w:pPr>
+      <w:rPr>
+        <w:rFonts w:ascii="Wingdings" w:hAnsi="Wingdings" w:hint="default"/>
+        <w:sz w:val="20"/>
+      </w:rPr>
+    </w:lvl>
+    <w:lvl w:ilvl="3" w:tentative="1">
+      <w:start w:val="1"/>
+      <w:numFmt w:val="bullet"/>
+      <w:lvlText w:val=""/>
+      <w:lvlJc w:val="left"/>
+      <w:pPr>
+        <w:tabs>
+          <w:tab w:val="num" w:pos="2880"/>
+        </w:tabs>
+        <w:ind w:left="2880" w:hanging="360"/>
+      </w:pPr>
+      <w:rPr>
+        <w:rFonts w:ascii="Wingdings" w:hAnsi="Wingdings" w:hint="default"/>
+        <w:sz w:val="20"/>
+      </w:rPr>
+    </w:lvl>
+    <w:lvl w:ilvl="4" w:tentative="1">
+      <w:start w:val="1"/>
+      <w:numFmt w:val="bullet"/>
+      <w:lvlText w:val=""/>
+      <w:lvlJc w:val="left"/>
+      <w:pPr>
+        <w:tabs>
+          <w:tab w:val="num" w:pos="3600"/>
+        </w:tabs>
+        <w:ind w:left="3600" w:hanging="360"/>
+      </w:pPr>
+      <w:rPr>
+        <w:rFonts w:ascii="Wingdings" w:hAnsi="Wingdings" w:hint="default"/>
+        <w:sz w:val="20"/>
+      </w:rPr>
+    </w:lvl>
+    <w:lvl w:ilvl="5" w:tentative="1">
+      <w:start w:val="1"/>
+      <w:numFmt w:val="bullet"/>
+      <w:lvlText w:val=""/>
+      <w:lvlJc w:val="left"/>
+      <w:pPr>
+        <w:tabs>
+          <w:tab w:val="num" w:pos="4320"/>
+        </w:tabs>
+        <w:ind w:left="4320" w:hanging="360"/>
+      </w:pPr>
+      <w:rPr>
+        <w:rFonts w:ascii="Wingdings" w:hAnsi="Wingdings" w:hint="default"/>
+        <w:sz w:val="20"/>
+      </w:rPr>
+    </w:lvl>
+    <w:lvl w:ilvl="6" w:tentative="1">
+      <w:start w:val="1"/>
+      <w:numFmt w:val="bullet"/>
+      <w:lvlText w:val=""/>
+      <w:lvlJc w:val="left"/>
+      <w:pPr>
+        <w:tabs>
+          <w:tab w:val="num" w:pos="5040"/>
+        </w:tabs>
+        <w:ind w:left="5040" w:hanging="360"/>
+      </w:pPr>
+      <w:rPr>
+        <w:rFonts w:ascii="Wingdings" w:hAnsi="Wingdings" w:hint="default"/>
+        <w:sz w:val="20"/>
+      </w:rPr>
+    </w:lvl>
+    <w:lvl w:ilvl="7" w:tentative="1">
+      <w:start w:val="1"/>
+      <w:numFmt w:val="bullet"/>
+      <w:lvlText w:val=""/>
+      <w:lvlJc w:val="left"/>
+      <w:pPr>
+        <w:tabs>
+          <w:tab w:val="num" w:pos="5760"/>
+        </w:tabs>
+        <w:ind w:left="5760" w:hanging="360"/>
+      </w:pPr>
+      <w:rPr>
+        <w:rFonts w:ascii="Wingdings" w:hAnsi="Wingdings" w:hint="default"/>
+        <w:sz w:val="20"/>
+      </w:rPr>
+    </w:lvl>
+    <w:lvl w:ilvl="8" w:tentative="1">
+      <w:start w:val="1"/>
+      <w:numFmt w:val="bullet"/>
+      <w:lvlText w:val=""/>
+      <w:lvlJc w:val="left"/>
+      <w:pPr>
+        <w:tabs>
+          <w:tab w:val="num" w:pos="6480"/>
+        </w:tabs>
+        <w:ind w:left="6480" w:hanging="360"/>
+      </w:pPr>
+      <w:rPr>
+        <w:rFonts w:ascii="Wingdings" w:hAnsi="Wingdings" w:hint="default"/>
+        <w:sz w:val="20"/>
+      </w:rPr>
+    </w:lvl>
+  </w:abstractNum>
+  <w:abstractNum w:abstractNumId="4" w15:restartNumberingAfterBreak="0">
+    <w:nsid w:val="63DE7589"/>
+    <w:multiLevelType w:val="multilevel"/>
+    <w:tmpl w:val="BAE45D6C"/>
+    <w:lvl w:ilvl="0">
+      <w:start w:val="1"/>
+      <w:numFmt w:val="bullet"/>
+      <w:lvlText w:val=""/>
+      <w:lvlJc w:val="left"/>
+      <w:pPr>
+        <w:tabs>
+          <w:tab w:val="num" w:pos="720"/>
+        </w:tabs>
+        <w:ind w:left="720" w:hanging="360"/>
+      </w:pPr>
+      <w:rPr>
+        <w:rFonts w:ascii="Symbol" w:hAnsi="Symbol" w:hint="default"/>
+        <w:sz w:val="20"/>
+      </w:rPr>
+    </w:lvl>
+    <w:lvl w:ilvl="1" w:tentative="1">
+      <w:start w:val="1"/>
+      <w:numFmt w:val="bullet"/>
+      <w:lvlText w:val="o"/>
+      <w:lvlJc w:val="left"/>
+      <w:pPr>
+        <w:tabs>
+          <w:tab w:val="num" w:pos="1440"/>
+        </w:tabs>
+        <w:ind w:left="1440" w:hanging="360"/>
+      </w:pPr>
+      <w:rPr>
+        <w:rFonts w:ascii="Courier New" w:hAnsi="Courier New" w:hint="default"/>
+        <w:sz w:val="20"/>
+      </w:rPr>
+    </w:lvl>
+    <w:lvl w:ilvl="2" w:tentative="1">
+      <w:start w:val="1"/>
+      <w:numFmt w:val="bullet"/>
+      <w:lvlText w:val=""/>
+      <w:lvlJc w:val="left"/>
+      <w:pPr>
+        <w:tabs>
+          <w:tab w:val="num" w:pos="2160"/>
+        </w:tabs>
+        <w:ind w:left="2160" w:hanging="360"/>
+      </w:pPr>
+      <w:rPr>
+        <w:rFonts w:ascii="Wingdings" w:hAnsi="Wingdings" w:hint="default"/>
+        <w:sz w:val="20"/>
+      </w:rPr>
+    </w:lvl>
+    <w:lvl w:ilvl="3" w:tentative="1">
+      <w:start w:val="1"/>
+      <w:numFmt w:val="bullet"/>
+      <w:lvlText w:val=""/>
+      <w:lvlJc w:val="left"/>
+      <w:pPr>
+        <w:tabs>
+          <w:tab w:val="num" w:pos="2880"/>
+        </w:tabs>
+        <w:ind w:left="2880" w:hanging="360"/>
+      </w:pPr>
+      <w:rPr>
+        <w:rFonts w:ascii="Wingdings" w:hAnsi="Wingdings" w:hint="default"/>
+        <w:sz w:val="20"/>
+      </w:rPr>
+    </w:lvl>
+    <w:lvl w:ilvl="4" w:tentative="1">
+      <w:start w:val="1"/>
+      <w:numFmt w:val="bullet"/>
+      <w:lvlText w:val=""/>
+      <w:lvlJc w:val="left"/>
+      <w:pPr>
+        <w:tabs>
+          <w:tab w:val="num" w:pos="3600"/>
+        </w:tabs>
+        <w:ind w:left="3600" w:hanging="360"/>
+      </w:pPr>
+      <w:rPr>
+        <w:rFonts w:ascii="Wingdings" w:hAnsi="Wingdings" w:hint="default"/>
+        <w:sz w:val="20"/>
+      </w:rPr>
+    </w:lvl>
+    <w:lvl w:ilvl="5" w:tentative="1">
+      <w:start w:val="1"/>
+      <w:numFmt w:val="bullet"/>
+      <w:lvlText w:val=""/>
+      <w:lvlJc w:val="left"/>
+      <w:pPr>
+        <w:tabs>
+          <w:tab w:val="num" w:pos="4320"/>
+        </w:tabs>
+        <w:ind w:left="4320" w:hanging="360"/>
+      </w:pPr>
+      <w:rPr>
+        <w:rFonts w:ascii="Wingdings" w:hAnsi="Wingdings" w:hint="default"/>
+        <w:sz w:val="20"/>
+      </w:rPr>
+    </w:lvl>
+    <w:lvl w:ilvl="6" w:tentative="1">
+      <w:start w:val="1"/>
+      <w:numFmt w:val="bullet"/>
+      <w:lvlText w:val=""/>
+      <w:lvlJc w:val="left"/>
+      <w:pPr>
+        <w:tabs>
+          <w:tab w:val="num" w:pos="5040"/>
+        </w:tabs>
+        <w:ind w:left="5040" w:hanging="360"/>
+      </w:pPr>
+      <w:rPr>
+        <w:rFonts w:ascii="Wingdings" w:hAnsi="Wingdings" w:hint="default"/>
+        <w:sz w:val="20"/>
+      </w:rPr>
+    </w:lvl>
+    <w:lvl w:ilvl="7" w:tentative="1">
+      <w:start w:val="1"/>
+      <w:numFmt w:val="bullet"/>
+      <w:lvlText w:val=""/>
+      <w:lvlJc w:val="left"/>
+      <w:pPr>
+        <w:tabs>
+          <w:tab w:val="num" w:pos="5760"/>
+        </w:tabs>
+        <w:ind w:left="5760" w:hanging="360"/>
+      </w:pPr>
+      <w:rPr>
+        <w:rFonts w:ascii="Wingdings" w:hAnsi="Wingdings" w:hint="default"/>
+        <w:sz w:val="20"/>
+      </w:rPr>
+    </w:lvl>
+    <w:lvl w:ilvl="8" w:tentative="1">
+      <w:start w:val="1"/>
+      <w:numFmt w:val="bullet"/>
+      <w:lvlText w:val=""/>
+      <w:lvlJc w:val="left"/>
+      <w:pPr>
+        <w:tabs>
+          <w:tab w:val="num" w:pos="6480"/>
+        </w:tabs>
+        <w:ind w:left="6480" w:hanging="360"/>
+      </w:pPr>
+      <w:rPr>
+        <w:rFonts w:ascii="Wingdings" w:hAnsi="Wingdings" w:hint="default"/>
+        <w:sz w:val="20"/>
+      </w:rPr>
+    </w:lvl>
+  </w:abstractNum>
+  <w:abstractNum w:abstractNumId="5" w15:restartNumberingAfterBreak="0">
     <w:nsid w:val="6A661125"/>
     <w:multiLevelType w:val="hybridMultilevel"/>
     <w:tmpl w:val="D9869956"/>
@@ -3099,11 +6649,11 @@
       </w:rPr>
     </w:lvl>
   </w:abstractNum>
-  <w:abstractNum w:abstractNumId="2" w15:restartNumberingAfterBreak="0">
+  <w:abstractNum w:abstractNumId="6" w15:restartNumberingAfterBreak="0">
     <w:nsid w:val="7EE90F25"/>
     <w:multiLevelType w:val="hybridMultilevel"/>
-    <w:tmpl w:val="459CBF60"/>
-    <w:lvl w:ilvl="0" w:tplc="0409000F">
+    <w:tmpl w:val="473E80E4"/>
+    <w:lvl w:ilvl="0" w:tplc="28324996">
       <w:start w:val="1"/>
       <w:numFmt w:val="decimal"/>
       <w:lvlText w:val="%1."/>
@@ -3111,6 +6661,10 @@
       <w:pPr>
         <w:ind w:left="360" w:hanging="360"/>
       </w:pPr>
+      <w:rPr>
+        <w:b/>
+        <w:bCs/>
+      </w:rPr>
     </w:lvl>
     <w:lvl w:ilvl="1" w:tplc="04090019" w:tentative="1">
       <w:start w:val="1"/>
@@ -3186,13 +6740,25 @@
     </w:lvl>
   </w:abstractNum>
   <w:num w:numId="1">
-    <w:abstractNumId w:val="1"/>
+    <w:abstractNumId w:val="5"/>
   </w:num>
   <w:num w:numId="2">
+    <w:abstractNumId w:val="6"/>
+  </w:num>
+  <w:num w:numId="3">
+    <w:abstractNumId w:val="3"/>
+  </w:num>
+  <w:num w:numId="4">
+    <w:abstractNumId w:val="4"/>
+  </w:num>
+  <w:num w:numId="5">
+    <w:abstractNumId w:val="0"/>
+  </w:num>
+  <w:num w:numId="6">
     <w:abstractNumId w:val="2"/>
   </w:num>
-  <w:num w:numId="3">
-    <w:abstractNumId w:val="0"/>
+  <w:num w:numId="7">
+    <w:abstractNumId w:val="1"/>
   </w:num>
 </w:numbering>
 </file>
@@ -3670,7 +7236,6 @@
     <w:name w:val="Normal (Web)"/>
     <w:basedOn w:val="Normal"/>
     <w:uiPriority w:val="99"/>
-    <w:semiHidden/>
     <w:unhideWhenUsed/>
     <w:rsid w:val="00187D87"/>
     <w:pPr>
@@ -3705,6 +7270,84 @@
       <w:sz w:val="20"/>
       <w:szCs w:val="20"/>
     </w:rPr>
+  </w:style>
+  <w:style w:type="paragraph" w:styleId="HTMLPreformatted">
+    <w:name w:val="HTML Preformatted"/>
+    <w:basedOn w:val="Normal"/>
+    <w:link w:val="HTMLPreformattedChar"/>
+    <w:uiPriority w:val="99"/>
+    <w:semiHidden/>
+    <w:unhideWhenUsed/>
+    <w:rsid w:val="00AD58D9"/>
+    <w:pPr>
+      <w:tabs>
+        <w:tab w:val="left" w:pos="916"/>
+        <w:tab w:val="left" w:pos="1832"/>
+        <w:tab w:val="left" w:pos="2748"/>
+        <w:tab w:val="left" w:pos="3664"/>
+        <w:tab w:val="left" w:pos="4580"/>
+        <w:tab w:val="left" w:pos="5496"/>
+        <w:tab w:val="left" w:pos="6412"/>
+        <w:tab w:val="left" w:pos="7328"/>
+        <w:tab w:val="left" w:pos="8244"/>
+        <w:tab w:val="left" w:pos="9160"/>
+        <w:tab w:val="left" w:pos="10076"/>
+        <w:tab w:val="left" w:pos="10992"/>
+        <w:tab w:val="left" w:pos="11908"/>
+        <w:tab w:val="left" w:pos="12824"/>
+        <w:tab w:val="left" w:pos="13740"/>
+        <w:tab w:val="left" w:pos="14656"/>
+      </w:tabs>
+      <w:spacing w:after="0" w:line="240" w:lineRule="auto"/>
+    </w:pPr>
+    <w:rPr>
+      <w:rFonts w:ascii="Courier New" w:eastAsia="Times New Roman" w:hAnsi="Courier New" w:cs="Courier New"/>
+      <w:sz w:val="20"/>
+      <w:szCs w:val="20"/>
+    </w:rPr>
+  </w:style>
+  <w:style w:type="character" w:customStyle="1" w:styleId="HTMLPreformattedChar">
+    <w:name w:val="HTML Preformatted Char"/>
+    <w:basedOn w:val="DefaultParagraphFont"/>
+    <w:link w:val="HTMLPreformatted"/>
+    <w:uiPriority w:val="99"/>
+    <w:semiHidden/>
+    <w:rsid w:val="00AD58D9"/>
+    <w:rPr>
+      <w:rFonts w:ascii="Courier New" w:eastAsia="Times New Roman" w:hAnsi="Courier New" w:cs="Courier New"/>
+      <w:sz w:val="20"/>
+      <w:szCs w:val="20"/>
+    </w:rPr>
+  </w:style>
+  <w:style w:type="character" w:customStyle="1" w:styleId="f">
+    <w:name w:val="ͼf"/>
+    <w:basedOn w:val="DefaultParagraphFont"/>
+    <w:rsid w:val="00AD58D9"/>
+  </w:style>
+  <w:style w:type="character" w:customStyle="1" w:styleId="g">
+    <w:name w:val="ͼg"/>
+    <w:basedOn w:val="DefaultParagraphFont"/>
+    <w:rsid w:val="00AD58D9"/>
+  </w:style>
+  <w:style w:type="character" w:customStyle="1" w:styleId="m">
+    <w:name w:val="ͼm"/>
+    <w:basedOn w:val="DefaultParagraphFont"/>
+    <w:rsid w:val="00AD58D9"/>
+  </w:style>
+  <w:style w:type="character" w:customStyle="1" w:styleId="l">
+    <w:name w:val="ͼl"/>
+    <w:basedOn w:val="DefaultParagraphFont"/>
+    <w:rsid w:val="00AD58D9"/>
+  </w:style>
+  <w:style w:type="character" w:customStyle="1" w:styleId="k">
+    <w:name w:val="ͼk"/>
+    <w:basedOn w:val="DefaultParagraphFont"/>
+    <w:rsid w:val="00AD58D9"/>
+  </w:style>
+  <w:style w:type="character" w:customStyle="1" w:styleId="e">
+    <w:name w:val="ͼe"/>
+    <w:basedOn w:val="DefaultParagraphFont"/>
+    <w:rsid w:val="00AD58D9"/>
   </w:style>
 </w:styles>
 </file>
@@ -4009,7 +7652,7 @@
 </file>
 
 <file path=customXml/itemProps1.xml><?xml version="1.0" encoding="utf-8"?>
-<ds:datastoreItem xmlns:ds="http://schemas.openxmlformats.org/officeDocument/2006/customXml" ds:itemID="{C09895EE-97F2-4D19-AF51-3B95F92FDAA7}">
+<ds:datastoreItem xmlns:ds="http://schemas.openxmlformats.org/officeDocument/2006/customXml" ds:itemID="{42A6B8F2-7B50-4285-A4FC-E9F298CC9A2F}">
   <ds:schemaRefs>
     <ds:schemaRef ds:uri="http://schemas.openxmlformats.org/officeDocument/2006/bibliography"/>
   </ds:schemaRefs>
